--- a/svoyo-delo/대본/5부/14화_Kazakhstan.docx
+++ b/svoyo-delo/대본/5부/14화_Kazakhstan.docx
@@ -837,7 +837,7 @@
         <w:t xml:space="preserve"> </w:t>
       </w:r>
       <w:r>
-        <w:t xml:space="preserve">- 규칙: 지문 없음. 전 화 100% 「화자명: 대사」. 1턴 18단어 이내 + 긴 턴 10~15회(30~55단어). 문법 초점(B2+): пока / пока не(아직 ~ 아니다), 조건(Если всё по правилам…; Если рубль упадёт…), 부정 대명사(ни одного шприца, ни через кого), 비교(быстрее, чем…).</w:t>
+        <w:t xml:space="preserve">- 규칙: 지문 없음. 전 화 100% 「화자명: 대사」. 1턴 24단어 이내 + 긴 턴 10~15회(35~60단어). 문법 초점(B2+): пока / пока не(아직 ~ 아니다), 조건(Если всё по правилам…; Если рубль упадёт…), 부정 대명사(ни одного шприца, ни через кого), 비교(быстрее, чем…).</w:t>
       </w:r>
       <w:r>
         <w:t xml:space="preserve"> </w:t>
@@ -1411,119 +1411,119 @@
         <w:pStyle w:val="FirstParagraph"/>
       </w:pPr>
       <w:r>
-        <w:t xml:space="preserve">CHOI: Сәлеметсіз бе! Это по-казахски. «Здравствуйте». Добро пожаловать в Алматы. Мой второй дом.</w:t>
-      </w:r>
-    </w:p>
-    <w:p>
-      <w:pPr>
-        <w:pStyle w:val="BodyText"/>
-      </w:pPr>
-      <w:r>
-        <w:t xml:space="preserve">ALEKSEY: Господин Чхве. Вы встречаете нас? Сами?</w:t>
-      </w:r>
-    </w:p>
-    <w:p>
-      <w:pPr>
-        <w:pStyle w:val="BodyText"/>
-      </w:pPr>
-      <w:r>
-        <w:t xml:space="preserve">CHOI: Сам. В Алматы гостей встречают сами. Это я выучил за три года. И ещё — не спешить.</w:t>
-      </w:r>
-    </w:p>
-    <w:p>
-      <w:pPr>
-        <w:pStyle w:val="BodyText"/>
-      </w:pPr>
-      <w:r>
-        <w:t xml:space="preserve">VADIM: Не спешить? Вы? Танк?</w:t>
-      </w:r>
-    </w:p>
-    <w:p>
-      <w:pPr>
-        <w:pStyle w:val="BodyText"/>
-      </w:pPr>
-      <w:r>
-        <w:t xml:space="preserve">CHOI: В Москве — Танк. В Алматы — нет. Здесь танки ездят медленно. Пробки. И горы.</w:t>
-      </w:r>
-    </w:p>
-    <w:p>
-      <w:pPr>
-        <w:pStyle w:val="BodyText"/>
-      </w:pPr>
-      <w:r>
-        <w:t xml:space="preserve">ALEKSEY: Горы. Прямо за городом. Снег на вершинах. Как стена.</w:t>
-      </w:r>
-    </w:p>
-    <w:p>
-      <w:pPr>
-        <w:pStyle w:val="BodyText"/>
-      </w:pPr>
-      <w:r>
-        <w:t xml:space="preserve">CHOI: Заилийский Алатау. Четыре тысячи метров. Смотрите на них утром. Днём — смог.</w:t>
-      </w:r>
-    </w:p>
-    <w:p>
-      <w:pPr>
-        <w:pStyle w:val="BodyText"/>
-      </w:pPr>
-      <w:r>
-        <w:t xml:space="preserve">VADIM: Красиво. Но мы здесь по делу. Три дня. Четыре встречи. Рынок, дистрибьютор, клиника, регистрация.</w:t>
-      </w:r>
-    </w:p>
-    <w:p>
-      <w:pPr>
-        <w:pStyle w:val="BodyText"/>
-      </w:pPr>
-      <w:r>
-        <w:t xml:space="preserve">CHOI: Три дня. Хорошо. Первая встреча — в одиннадцать. Айгерим Сейтказиева, «Алатау Мед». Я с ней работал в Самсунге восемь лет назад. Она тогда была стажёром, носила мне кофе и исправляла мои ошибки в русском. Тихо, чтобы никто не видел.</w:t>
-      </w:r>
-    </w:p>
-    <w:p>
-      <w:pPr>
-        <w:pStyle w:val="BodyText"/>
-      </w:pPr>
-      <w:r>
-        <w:t xml:space="preserve">ALEKSEY: Стажёром? А теперь?</w:t>
-      </w:r>
-    </w:p>
-    <w:p>
-      <w:pPr>
-        <w:pStyle w:val="BodyText"/>
-      </w:pPr>
-      <w:r>
-        <w:t xml:space="preserve">CHOI: А теперь у неё сто двадцать аптек и склад. Она начала с нуля. Как вы.</w:t>
-      </w:r>
-    </w:p>
-    <w:p>
-      <w:pPr>
-        <w:pStyle w:val="BodyText"/>
-      </w:pPr>
-      <w:r>
-        <w:t xml:space="preserve">VADIM: Сто двадцать аптек. Это серьёзно. Она возит филлеры?</w:t>
-      </w:r>
-    </w:p>
-    <w:p>
-      <w:pPr>
-        <w:pStyle w:val="BodyText"/>
-      </w:pPr>
-      <w:r>
-        <w:t xml:space="preserve">CHOI: Нет. Принципиально. Как ваш Заводчиков. Посмотрим, почему.</w:t>
-      </w:r>
-    </w:p>
-    <w:p>
-      <w:pPr>
-        <w:pStyle w:val="BodyText"/>
-      </w:pPr>
-      <w:r>
-        <w:t xml:space="preserve">ALEKSEY: Совет сказал: «Исследование. Не прыжок». Я это повторяю себе с самолёта.</w:t>
-      </w:r>
-    </w:p>
-    <w:p>
-      <w:pPr>
-        <w:pStyle w:val="BodyText"/>
-      </w:pPr>
-      <w:r>
-        <w:t xml:space="preserve">VADIM: А я себе — «не спешить». Борис Игоревич звонил мне утром. В пять. По-московски. Сказал одно слово: «Смотри».</w:t>
+        <w:t xml:space="preserve">CHOI: Сәлеметсіз бе! Это по-казахски значит «здравствуйте». Добро пожаловать в Алматы, мой второй дом.</w:t>
+      </w:r>
+    </w:p>
+    <w:p>
+      <w:pPr>
+        <w:pStyle w:val="BodyText"/>
+      </w:pPr>
+      <w:r>
+        <w:t xml:space="preserve">ALEKSEY: Господин Чхве? Вы встречаете нас сами, лично?</w:t>
+      </w:r>
+    </w:p>
+    <w:p>
+      <w:pPr>
+        <w:pStyle w:val="BodyText"/>
+      </w:pPr>
+      <w:r>
+        <w:t xml:space="preserve">CHOI: Сам, потому что в Алматы гостей встречают сами. Это я выучил за три года, и ещё то, что здесь не спешат.</w:t>
+      </w:r>
+    </w:p>
+    <w:p>
+      <w:pPr>
+        <w:pStyle w:val="BodyText"/>
+      </w:pPr>
+      <w:r>
+        <w:t xml:space="preserve">VADIM: Не спешить? Это говорите вы, наш Танк?</w:t>
+      </w:r>
+    </w:p>
+    <w:p>
+      <w:pPr>
+        <w:pStyle w:val="BodyText"/>
+      </w:pPr>
+      <w:r>
+        <w:t xml:space="preserve">CHOI: В Москве я Танк, а в Алматы нет. Здесь танки ездят медленно, потому что пробки и горы.</w:t>
+      </w:r>
+    </w:p>
+    <w:p>
+      <w:pPr>
+        <w:pStyle w:val="BodyText"/>
+      </w:pPr>
+      <w:r>
+        <w:t xml:space="preserve">ALEKSEY: Горы прямо за городом, со снегом на вершинах, стоят как стена.</w:t>
+      </w:r>
+    </w:p>
+    <w:p>
+      <w:pPr>
+        <w:pStyle w:val="BodyText"/>
+      </w:pPr>
+      <w:r>
+        <w:t xml:space="preserve">CHOI: Это Заилийский Алатау, четыре тысячи метров. Смотрите на них утром, потому что днём будет смог.</w:t>
+      </w:r>
+    </w:p>
+    <w:p>
+      <w:pPr>
+        <w:pStyle w:val="BodyText"/>
+      </w:pPr>
+      <w:r>
+        <w:t xml:space="preserve">VADIM: Красиво, но мы здесь по делу: у нас три дня и четыре встречи — рынок, дистрибьютор, клиника и регистрация.</w:t>
+      </w:r>
+    </w:p>
+    <w:p>
+      <w:pPr>
+        <w:pStyle w:val="BodyText"/>
+      </w:pPr>
+      <w:r>
+        <w:t xml:space="preserve">CHOI: Три дня, хорошо. Первая встреча в одиннадцать, с Айгерим Сейтказиевой из «Алатау Мед». Восемь лет назад она была у меня стажёром в «Самсунге»: носила мне кофе и тихо исправляла мои ошибки в русском, чтобы никто не видел.</w:t>
+      </w:r>
+    </w:p>
+    <w:p>
+      <w:pPr>
+        <w:pStyle w:val="BodyText"/>
+      </w:pPr>
+      <w:r>
+        <w:t xml:space="preserve">ALEKSEY: Она была стажёром? А кто она теперь?</w:t>
+      </w:r>
+    </w:p>
+    <w:p>
+      <w:pPr>
+        <w:pStyle w:val="BodyText"/>
+      </w:pPr>
+      <w:r>
+        <w:t xml:space="preserve">CHOI: А теперь у неё сто двадцать аптек и склад, и начала она с нуля, как и вы.</w:t>
+      </w:r>
+    </w:p>
+    <w:p>
+      <w:pPr>
+        <w:pStyle w:val="BodyText"/>
+      </w:pPr>
+      <w:r>
+        <w:t xml:space="preserve">VADIM: Сто двадцать аптек — это серьёзно. А филлеры она возит?</w:t>
+      </w:r>
+    </w:p>
+    <w:p>
+      <w:pPr>
+        <w:pStyle w:val="BodyText"/>
+      </w:pPr>
+      <w:r>
+        <w:t xml:space="preserve">CHOI: Нет, принципиально, как ваш Заводчиков. Посмотрим, почему именно.</w:t>
+      </w:r>
+    </w:p>
+    <w:p>
+      <w:pPr>
+        <w:pStyle w:val="BodyText"/>
+      </w:pPr>
+      <w:r>
+        <w:t xml:space="preserve">ALEKSEY: Совет сказал: «Исследование, а не прыжок». Я повторяю себе это с самого самолёта.</w:t>
+      </w:r>
+    </w:p>
+    <w:p>
+      <w:pPr>
+        <w:pStyle w:val="BodyText"/>
+      </w:pPr>
+      <w:r>
+        <w:t xml:space="preserve">VADIM: А я повторяю себе «не спешить». Борис Игоревич позвонил мне утром, в пять по-московски, и сказал одно слово: «Смотри».</w:t>
       </w:r>
     </w:p>
     <w:bookmarkEnd w:id="21"/>
@@ -1541,279 +1541,279 @@
         <w:pStyle w:val="FirstParagraph"/>
       </w:pPr>
       <w:r>
-        <w:t xml:space="preserve">AIGERIM: Проходите. Чай — сначала. Здесь так. Джунхо-ага, вы им сказали?</w:t>
-      </w:r>
-    </w:p>
-    <w:p>
-      <w:pPr>
-        <w:pStyle w:val="BodyText"/>
-      </w:pPr>
-      <w:r>
-        <w:t xml:space="preserve">CHOI: Сказал. Они знают про чай. Они были в Казани.</w:t>
-      </w:r>
-    </w:p>
-    <w:p>
-      <w:pPr>
-        <w:pStyle w:val="BodyText"/>
-      </w:pPr>
-      <w:r>
-        <w:t xml:space="preserve">AIGERIM: Казань — хорошо. Там понимают. Итак. Вы хотите в Казахстан. Я хочу знать — почему сейчас?</w:t>
-      </w:r>
-    </w:p>
-    <w:p>
-      <w:pPr>
-        <w:pStyle w:val="BodyText"/>
-      </w:pPr>
-      <w:r>
-        <w:t xml:space="preserve">VADIM: Потому что рынок растёт. Алматы, Астана, Шымкент — миллионы процедур в год. Средний чек выше, чем в наших регионах. Конкурентов с системой — ноль. И у нас лучший продукт с лучшей системой. Это мой ответ. Алексей Николаевич скажет свой. Он другой.</w:t>
-      </w:r>
-    </w:p>
-    <w:p>
-      <w:pPr>
-        <w:pStyle w:val="BodyText"/>
-      </w:pPr>
-      <w:r>
-        <w:t xml:space="preserve">ALEKSEY: Мой ответ — я не уверен, что сейчас. Мы приехали посмотреть. Не продавать.</w:t>
-      </w:r>
-    </w:p>
-    <w:p>
-      <w:pPr>
-        <w:pStyle w:val="BodyText"/>
-      </w:pPr>
-      <w:r>
-        <w:t xml:space="preserve">AIGERIM: Посмотреть. Это редко. Ко мне обычно приезжают продавать. С контрактом в кармане.</w:t>
-      </w:r>
-    </w:p>
-    <w:p>
-      <w:pPr>
-        <w:pStyle w:val="BodyText"/>
-      </w:pPr>
-      <w:r>
-        <w:t xml:space="preserve">VADIM: У меня есть контракт в кармане. Черновик. Я его не достану.</w:t>
-      </w:r>
-    </w:p>
-    <w:p>
-      <w:pPr>
-        <w:pStyle w:val="BodyText"/>
-      </w:pPr>
-      <w:r>
-        <w:t xml:space="preserve">AIGERIM: Спасибо, что сказали. Это честно. Теперь — мой вопрос. Ваш гель зарегистрирован в Казахстане?</w:t>
-      </w:r>
-    </w:p>
-    <w:p>
-      <w:pPr>
-        <w:pStyle w:val="BodyText"/>
-      </w:pPr>
-      <w:r>
-        <w:t xml:space="preserve">ALEKSEY: Нет. Только в России. Национальная регистрация.</w:t>
-      </w:r>
-    </w:p>
-    <w:p>
-      <w:pPr>
-        <w:pStyle w:val="BodyText"/>
-      </w:pPr>
-      <w:r>
-        <w:t xml:space="preserve">AIGERIM: Тогда вы не можете продавать здесь ни одного шприца. Ни через меня, ни через кого.</w:t>
-      </w:r>
-    </w:p>
-    <w:p>
-      <w:pPr>
-        <w:pStyle w:val="BodyText"/>
-      </w:pPr>
-      <w:r>
-        <w:t xml:space="preserve">OLGA: Это Ольга. Я на связи из Москвы. Подтверждаю. Российская регистрация в Казахстане не действует. Нужна казахстанская, через Национальный центр экспертизы. Или регистрация по правилам ЕАЭС — сразу на все пять стран союза. Это разные дороги. Обе длинные.</w:t>
-      </w:r>
-    </w:p>
-    <w:p>
-      <w:pPr>
-        <w:pStyle w:val="BodyText"/>
-      </w:pPr>
-      <w:r>
-        <w:t xml:space="preserve">AIGERIM: Сколько времени?</w:t>
-      </w:r>
-    </w:p>
-    <w:p>
-      <w:pPr>
-        <w:pStyle w:val="BodyText"/>
-      </w:pPr>
-      <w:r>
-        <w:t xml:space="preserve">OLGA: Национальная — от двенадцати до четырнадцати месяцев. По правилам ЕАЭС — больше, но потом Беларусь, Армения и Киргизия — без новой регистрации. Досье придётся переписывать по их форме. Испытания — частично заново. Это долго. Но это честно.</w:t>
-      </w:r>
-    </w:p>
-    <w:p>
-      <w:pPr>
-        <w:pStyle w:val="BodyText"/>
-      </w:pPr>
-      <w:r>
-        <w:t xml:space="preserve">VADIM: Четырнадцать месяцев. Это… это не то, что было на моём слайде.</w:t>
-      </w:r>
-    </w:p>
-    <w:p>
-      <w:pPr>
-        <w:pStyle w:val="BodyText"/>
-      </w:pPr>
-      <w:r>
-        <w:t xml:space="preserve">OLGA: Слайды пишут быстрее, чем досье. Это я вам как бывший регистратор говорю. Двадцать лет.</w:t>
-      </w:r>
-    </w:p>
-    <w:p>
-      <w:pPr>
-        <w:pStyle w:val="BodyText"/>
-      </w:pPr>
-      <w:r>
-        <w:t xml:space="preserve">AIGERIM: Можно я скажу, почему я не вожу филлеры? Это важно.</w:t>
-      </w:r>
-    </w:p>
-    <w:p>
-      <w:pPr>
-        <w:pStyle w:val="BodyText"/>
-      </w:pPr>
-      <w:r>
-        <w:t xml:space="preserve">ALEKSEY: Пожалуйста.</w:t>
-      </w:r>
-    </w:p>
-    <w:p>
-      <w:pPr>
-        <w:pStyle w:val="BodyText"/>
-      </w:pPr>
-      <w:r>
-        <w:t xml:space="preserve">AIGERIM: Потому что в Казахстане половина филлеров — серые. Через Хоргос. Граница с Китаем. Коробки корейские, этикетки корейские, внутри — неизвестно что. Я пять лет назад отказалась. Потеряла клиентов. Как ваша Марина в Петербурге.</w:t>
-      </w:r>
-    </w:p>
-    <w:p>
-      <w:pPr>
-        <w:pStyle w:val="BodyText"/>
-      </w:pPr>
-      <w:r>
-        <w:t xml:space="preserve">ALEKSEY: Вы знаете Марину?</w:t>
-      </w:r>
-    </w:p>
-    <w:p>
-      <w:pPr>
-        <w:pStyle w:val="BodyText"/>
-      </w:pPr>
-      <w:r>
-        <w:t xml:space="preserve">AIGERIM: Джунхо-ага рассказывал. Всю дорогу из аэропорта, по телефону. Он вас очень хвалит. Только не говорите ему.</w:t>
-      </w:r>
-    </w:p>
-    <w:p>
-      <w:pPr>
-        <w:pStyle w:val="BodyText"/>
-      </w:pPr>
-      <w:r>
-        <w:t xml:space="preserve">CHOI: Айгерим, это не переводить.</w:t>
-      </w:r>
-    </w:p>
-    <w:p>
-      <w:pPr>
-        <w:pStyle w:val="BodyText"/>
-      </w:pPr>
-      <w:r>
-        <w:t xml:space="preserve">AIGERIM: Я и не перевожу. Я по-русски сказала.</w:t>
-      </w:r>
-    </w:p>
-    <w:p>
-      <w:pPr>
-        <w:pStyle w:val="BodyText"/>
-      </w:pPr>
-      <w:r>
-        <w:t xml:space="preserve">VADIM: Хоргос. Серые. Кто возит?</w:t>
-      </w:r>
-    </w:p>
-    <w:p>
-      <w:pPr>
-        <w:pStyle w:val="BodyText"/>
-      </w:pPr>
-      <w:r>
-        <w:t xml:space="preserve">AIGERIM: Разные. Самая большая — «КазМедТрейд». Здесь, в Алматы. Вы их знаете?</w:t>
-      </w:r>
-    </w:p>
-    <w:p>
-      <w:pPr>
-        <w:pStyle w:val="BodyText"/>
-      </w:pPr>
-      <w:r>
-        <w:t xml:space="preserve">ALEKSEY: Знаем. Через них польский лот шёл в Россию. К Бойко. Серый, но настоящий. А рядом — подделки. Уголовное дело.</w:t>
-      </w:r>
-    </w:p>
-    <w:p>
-      <w:pPr>
-        <w:pStyle w:val="BodyText"/>
-      </w:pPr>
-      <w:r>
-        <w:t xml:space="preserve">AIGERIM: Значит, вы знаете больше меня. «КазМедТрейд» до сих пор работает. Новый директор. Старый склад.</w:t>
-      </w:r>
-    </w:p>
-    <w:p>
-      <w:pPr>
-        <w:pStyle w:val="BodyText"/>
-      </w:pPr>
-      <w:r>
-        <w:t xml:space="preserve">VADIM: Подождите. Значит, если мы зайдём сюда без регистрации, без партнёра, без экзамена…</w:t>
-      </w:r>
-    </w:p>
-    <w:p>
-      <w:pPr>
-        <w:pStyle w:val="BodyText"/>
-      </w:pPr>
-      <w:r>
-        <w:t xml:space="preserve">ALEKSEY: …мы будем стоять в одной коробке с «КазМедТрейд». В той же коробке рядом. Как у Шершнёва.</w:t>
-      </w:r>
-    </w:p>
-    <w:p>
-      <w:pPr>
-        <w:pStyle w:val="BodyText"/>
-      </w:pPr>
-      <w:r>
-        <w:t xml:space="preserve">AIGERIM: Вот поэтому я не вожу филлеры. А ваш гель… я бы возила. Если всё по правилам: регистрация, коды, обучение. Я видела ваш журнал, Джунхо-ага прислал. Такого журнала я не видела ни у кого в Алматы. Даже у себя.</w:t>
-      </w:r>
-    </w:p>
-    <w:p>
-      <w:pPr>
-        <w:pStyle w:val="BodyText"/>
-      </w:pPr>
-      <w:r>
-        <w:t xml:space="preserve">CHOI: Я прислал. Без разрешения. Извините, Ирина.</w:t>
-      </w:r>
-    </w:p>
-    <w:p>
-      <w:pPr>
-        <w:pStyle w:val="BodyText"/>
-      </w:pPr>
-      <w:r>
-        <w:t xml:space="preserve">IRINA: Я слышу. Прощаю. Один раз. Как Ольга Петровна.</w:t>
-      </w:r>
-    </w:p>
-    <w:p>
-      <w:pPr>
-        <w:pStyle w:val="BodyText"/>
-      </w:pPr>
-      <w:r>
-        <w:t xml:space="preserve">AIGERIM: Мой журнал — с девятого года. Бумажный и электронный. Хотите посмотреть?</w:t>
-      </w:r>
-    </w:p>
-    <w:p>
-      <w:pPr>
-        <w:pStyle w:val="BodyText"/>
-      </w:pPr>
-      <w:r>
-        <w:t xml:space="preserve">VADIM: С девятого? Как у Заводчикова. Тот же год.</w:t>
-      </w:r>
-    </w:p>
-    <w:p>
-      <w:pPr>
-        <w:pStyle w:val="BodyText"/>
-      </w:pPr>
-      <w:r>
-        <w:t xml:space="preserve">AIGERIM: В девятом году здесь было много плохих вакцин. Все, кто начал журнал тогда, начал не от хорошей жизни.</w:t>
-      </w:r>
-    </w:p>
-    <w:p>
-      <w:pPr>
-        <w:pStyle w:val="BodyText"/>
-      </w:pPr>
-      <w:r>
-        <w:t xml:space="preserve">ALEKSEY: Не от хорошей жизни. У нас тоже. Всё лучшее у нас — после беды.</w:t>
+        <w:t xml:space="preserve">AIGERIM: Проходите, но сначала чай, потому что здесь так принято. Джунхо-ага, вы им об этом сказали?</w:t>
+      </w:r>
+    </w:p>
+    <w:p>
+      <w:pPr>
+        <w:pStyle w:val="BodyText"/>
+      </w:pPr>
+      <w:r>
+        <w:t xml:space="preserve">CHOI: Сказал. Они знают про чай, потому что были в Казани.</w:t>
+      </w:r>
+    </w:p>
+    <w:p>
+      <w:pPr>
+        <w:pStyle w:val="BodyText"/>
+      </w:pPr>
+      <w:r>
+        <w:t xml:space="preserve">AIGERIM: Казань — это хорошо, там понимают. Итак, вы хотите в Казахстан, а я хочу знать, почему именно сейчас.</w:t>
+      </w:r>
+    </w:p>
+    <w:p>
+      <w:pPr>
+        <w:pStyle w:val="BodyText"/>
+      </w:pPr>
+      <w:r>
+        <w:t xml:space="preserve">VADIM: Потому что рынок растёт. Алматы, Астана и Шымкент — это миллионы процедур в год, а средний чек выше, чем в наших регионах. Конкурентов с системой здесь ноль, а у нас лучший продукт с лучшей системой. Это мой ответ, а Алексей Николаевич скажет свой, и он будет другим.</w:t>
+      </w:r>
+    </w:p>
+    <w:p>
+      <w:pPr>
+        <w:pStyle w:val="BodyText"/>
+      </w:pPr>
+      <w:r>
+        <w:t xml:space="preserve">ALEKSEY: Мой ответ такой: я не уверен, что именно сейчас. Мы приехали посмотреть. Не продавать.</w:t>
+      </w:r>
+    </w:p>
+    <w:p>
+      <w:pPr>
+        <w:pStyle w:val="BodyText"/>
+      </w:pPr>
+      <w:r>
+        <w:t xml:space="preserve">AIGERIM: Посмотреть? Это бывает редко, потому что ко мне обычно приезжают продавать, с контрактом в кармане.</w:t>
+      </w:r>
+    </w:p>
+    <w:p>
+      <w:pPr>
+        <w:pStyle w:val="BodyText"/>
+      </w:pPr>
+      <w:r>
+        <w:t xml:space="preserve">VADIM: У меня есть контракт в кармане, черновик, но я его не достану, обещаю.</w:t>
+      </w:r>
+    </w:p>
+    <w:p>
+      <w:pPr>
+        <w:pStyle w:val="BodyText"/>
+      </w:pPr>
+      <w:r>
+        <w:t xml:space="preserve">AIGERIM: Спасибо, что сказали, это честно. Теперь мой вопрос: ваш гель зарегистрирован в Казахстане?</w:t>
+      </w:r>
+    </w:p>
+    <w:p>
+      <w:pPr>
+        <w:pStyle w:val="BodyText"/>
+      </w:pPr>
+      <w:r>
+        <w:t xml:space="preserve">ALEKSEY: Нет, только в России. У нас национальная регистрация.</w:t>
+      </w:r>
+    </w:p>
+    <w:p>
+      <w:pPr>
+        <w:pStyle w:val="BodyText"/>
+      </w:pPr>
+      <w:r>
+        <w:t xml:space="preserve">AIGERIM: Тогда вы не можете продавать здесь ни одного шприца, ни через меня, ни через кого-то другого.</w:t>
+      </w:r>
+    </w:p>
+    <w:p>
+      <w:pPr>
+        <w:pStyle w:val="BodyText"/>
+      </w:pPr>
+      <w:r>
+        <w:t xml:space="preserve">OLGA: Это Ольга, я на связи из Москвы, и я это подтверждаю. Российская регистрация в Казахстане не действует. Нужна казахстанская, через Национальный центр экспертизы, или регистрация по правилам ЕАЭС сразу на все пять стран союза. Это разные дороги, и обе длинные.</w:t>
+      </w:r>
+    </w:p>
+    <w:p>
+      <w:pPr>
+        <w:pStyle w:val="BodyText"/>
+      </w:pPr>
+      <w:r>
+        <w:t xml:space="preserve">AIGERIM: И сколько времени займёт каждая из этих дорог?</w:t>
+      </w:r>
+    </w:p>
+    <w:p>
+      <w:pPr>
+        <w:pStyle w:val="BodyText"/>
+      </w:pPr>
+      <w:r>
+        <w:t xml:space="preserve">OLGA: Национальная — от двенадцати до четырнадцати месяцев. По правилам ЕАЭС дольше, но потом Беларусь, Армения и Киргизия будут без новой регистрации. Досье придётся переписывать по их форме, а испытания частично проводить заново. Это долго, но это честно.</w:t>
+      </w:r>
+    </w:p>
+    <w:p>
+      <w:pPr>
+        <w:pStyle w:val="BodyText"/>
+      </w:pPr>
+      <w:r>
+        <w:t xml:space="preserve">VADIM: Четырнадцать месяцев? Это… это совсем не то, что было у меня на слайде.</w:t>
+      </w:r>
+    </w:p>
+    <w:p>
+      <w:pPr>
+        <w:pStyle w:val="BodyText"/>
+      </w:pPr>
+      <w:r>
+        <w:t xml:space="preserve">OLGA: Слайды пишут быстрее, чем досье. Это я вам говорю как бывший регистратор с двадцатилетним стажем.</w:t>
+      </w:r>
+    </w:p>
+    <w:p>
+      <w:pPr>
+        <w:pStyle w:val="BodyText"/>
+      </w:pPr>
+      <w:r>
+        <w:t xml:space="preserve">AIGERIM: Можно я скажу, почему я не вожу филлеры? Это важно для нашего разговора.</w:t>
+      </w:r>
+    </w:p>
+    <w:p>
+      <w:pPr>
+        <w:pStyle w:val="BodyText"/>
+      </w:pPr>
+      <w:r>
+        <w:t xml:space="preserve">ALEKSEY: Пожалуйста, мы как раз хотели вас об этом спросить.</w:t>
+      </w:r>
+    </w:p>
+    <w:p>
+      <w:pPr>
+        <w:pStyle w:val="BodyText"/>
+      </w:pPr>
+      <w:r>
+        <w:t xml:space="preserve">AIGERIM: Потому что в Казахстане половина филлеров серые и идут через Хоргос, с границы с Китаем. Коробки корейские, этикетки корейские, а что внутри — неизвестно. Пять лет назад я от них отказалась и потеряла клиентов, как ваша Марина в Петербурге.</w:t>
+      </w:r>
+    </w:p>
+    <w:p>
+      <w:pPr>
+        <w:pStyle w:val="BodyText"/>
+      </w:pPr>
+      <w:r>
+        <w:t xml:space="preserve">ALEKSEY: А вы что, знаете Марину?</w:t>
+      </w:r>
+    </w:p>
+    <w:p>
+      <w:pPr>
+        <w:pStyle w:val="BodyText"/>
+      </w:pPr>
+      <w:r>
+        <w:t xml:space="preserve">AIGERIM: Джунхо-ага рассказывал всю дорогу из аэропорта по телефону. Он вас очень хвалит, только ему об этом не говорите.</w:t>
+      </w:r>
+    </w:p>
+    <w:p>
+      <w:pPr>
+        <w:pStyle w:val="BodyText"/>
+      </w:pPr>
+      <w:r>
+        <w:t xml:space="preserve">CHOI: Айгерим, это не нужно переводить.</w:t>
+      </w:r>
+    </w:p>
+    <w:p>
+      <w:pPr>
+        <w:pStyle w:val="BodyText"/>
+      </w:pPr>
+      <w:r>
+        <w:t xml:space="preserve">AIGERIM: А я и не перевожу, я сказала это по-русски.</w:t>
+      </w:r>
+    </w:p>
+    <w:p>
+      <w:pPr>
+        <w:pStyle w:val="BodyText"/>
+      </w:pPr>
+      <w:r>
+        <w:t xml:space="preserve">VADIM: Хоргос и серые филлеры… А кто именно их возит?</w:t>
+      </w:r>
+    </w:p>
+    <w:p>
+      <w:pPr>
+        <w:pStyle w:val="BodyText"/>
+      </w:pPr>
+      <w:r>
+        <w:t xml:space="preserve">AIGERIM: Разные компании, но самая большая — «КазМедТрейд», здесь, в Алматы. Вы их знаете?</w:t>
+      </w:r>
+    </w:p>
+    <w:p>
+      <w:pPr>
+        <w:pStyle w:val="BodyText"/>
+      </w:pPr>
+      <w:r>
+        <w:t xml:space="preserve">ALEKSEY: Знаем. Через них в Россию шёл польский лот к Бойко, серый, но настоящий, а рядом с ним шли подделки. Там было уголовное дело.</w:t>
+      </w:r>
+    </w:p>
+    <w:p>
+      <w:pPr>
+        <w:pStyle w:val="BodyText"/>
+      </w:pPr>
+      <w:r>
+        <w:t xml:space="preserve">AIGERIM: Значит, вы знаете больше меня. «КазМедТрейд» до сих пор работает: директор новый, а склад старый.</w:t>
+      </w:r>
+    </w:p>
+    <w:p>
+      <w:pPr>
+        <w:pStyle w:val="BodyText"/>
+      </w:pPr>
+      <w:r>
+        <w:t xml:space="preserve">VADIM: Подождите. Значит, если мы зайдём сюда без регистрации, без партнёра и без экзамена…</w:t>
+      </w:r>
+    </w:p>
+    <w:p>
+      <w:pPr>
+        <w:pStyle w:val="BodyText"/>
+      </w:pPr>
+      <w:r>
+        <w:t xml:space="preserve">ALEKSEY: …то мы будем стоять в одной коробке с «КазМедТрейд», в той же коробке рядом, как у Шершнёва.</w:t>
+      </w:r>
+    </w:p>
+    <w:p>
+      <w:pPr>
+        <w:pStyle w:val="BodyText"/>
+      </w:pPr>
+      <w:r>
+        <w:t xml:space="preserve">AIGERIM: Вот поэтому я и не вожу филлеры. А ваш гель… ваш я бы возила, если всё будет по правилам: регистрация, коды и обучение. Я видела ваш журнал, его прислал Джунхо-ага, и такого журнала я не видела ни у кого в Алматы, даже у себя.</w:t>
+      </w:r>
+    </w:p>
+    <w:p>
+      <w:pPr>
+        <w:pStyle w:val="BodyText"/>
+      </w:pPr>
+      <w:r>
+        <w:t xml:space="preserve">CHOI: Это я его прислал, без разрешения. Извините меня, Ирина.</w:t>
+      </w:r>
+    </w:p>
+    <w:p>
+      <w:pPr>
+        <w:pStyle w:val="BodyText"/>
+      </w:pPr>
+      <w:r>
+        <w:t xml:space="preserve">IRINA: Я всё слышу и прощаю вас, но только один раз, как Ольга Петровна.</w:t>
+      </w:r>
+    </w:p>
+    <w:p>
+      <w:pPr>
+        <w:pStyle w:val="BodyText"/>
+      </w:pPr>
+      <w:r>
+        <w:t xml:space="preserve">AIGERIM: Мой журнал ведётся с девятого года, бумажный и электронный. Хотите посмотреть?</w:t>
+      </w:r>
+    </w:p>
+    <w:p>
+      <w:pPr>
+        <w:pStyle w:val="BodyText"/>
+      </w:pPr>
+      <w:r>
+        <w:t xml:space="preserve">VADIM: С девятого года? Как у Заводчикова, тот же самый год.</w:t>
+      </w:r>
+    </w:p>
+    <w:p>
+      <w:pPr>
+        <w:pStyle w:val="BodyText"/>
+      </w:pPr>
+      <w:r>
+        <w:t xml:space="preserve">AIGERIM: В девятом году здесь было много плохих вакцин, и все, кто начал вести журнал тогда, начали не от хорошей жизни.</w:t>
+      </w:r>
+    </w:p>
+    <w:p>
+      <w:pPr>
+        <w:pStyle w:val="BodyText"/>
+      </w:pPr>
+      <w:r>
+        <w:t xml:space="preserve">ALEKSEY: Не от хорошей жизни, у нас тоже так. Всё лучшее у нас появилось после беды.</w:t>
       </w:r>
     </w:p>
     <w:bookmarkEnd w:id="22"/>
@@ -1831,239 +1831,239 @@
         <w:pStyle w:val="FirstParagraph"/>
       </w:pPr>
       <w:r>
-        <w:t xml:space="preserve">DINARA: Динара Абенова. Дерматолог. Двадцать лет. Садитесь. Вот, посмотрите. Это — неделя.</w:t>
-      </w:r>
-    </w:p>
-    <w:p>
-      <w:pPr>
-        <w:pStyle w:val="BodyText"/>
-      </w:pPr>
-      <w:r>
-        <w:t xml:space="preserve">ALEKSEY: Пять карточек. Все — осложнения?</w:t>
-      </w:r>
-    </w:p>
-    <w:p>
-      <w:pPr>
-        <w:pStyle w:val="BodyText"/>
-      </w:pPr>
-      <w:r>
-        <w:t xml:space="preserve">DINARA: Все. Узлы, асимметрия, одна — белое пятно. Все — серые. Из салонов. Одна пациентка показала коробку. Ваш логотип. Седжин.</w:t>
-      </w:r>
-    </w:p>
-    <w:p>
-      <w:pPr>
-        <w:pStyle w:val="BodyText"/>
-      </w:pPr>
-      <w:r>
-        <w:t xml:space="preserve">CHOI: Наш? Седжин? Покажите.</w:t>
-      </w:r>
-    </w:p>
-    <w:p>
-      <w:pPr>
-        <w:pStyle w:val="BodyText"/>
-      </w:pPr>
-      <w:r>
-        <w:t xml:space="preserve">DINARA: Вот фото. Коробка. Шприц. Номер лота — двадцать два ноль семь.</w:t>
-      </w:r>
-    </w:p>
-    <w:p>
-      <w:pPr>
-        <w:pStyle w:val="BodyText"/>
-      </w:pPr>
-      <w:r>
-        <w:t xml:space="preserve">ALEKSEY: Двадцать два ноль семь. Подделка. Та самая партия. Люберцы. Серийные номера — с ноябрьской партии Корниловой.</w:t>
-      </w:r>
-    </w:p>
-    <w:p>
-      <w:pPr>
-        <w:pStyle w:val="BodyText"/>
-      </w:pPr>
-      <w:r>
-        <w:t xml:space="preserve">DINARA: Подделка? Здесь? В Алматы?</w:t>
-      </w:r>
-    </w:p>
-    <w:p>
-      <w:pPr>
-        <w:pStyle w:val="BodyText"/>
-      </w:pPr>
-      <w:r>
-        <w:t xml:space="preserve">ALEKSEY: Значит, часть ушла сюда. Обратно через границу. До того, как склад в Люберцах закрыли.</w:t>
-      </w:r>
-    </w:p>
-    <w:p>
-      <w:pPr>
-        <w:pStyle w:val="BodyText"/>
-      </w:pPr>
-      <w:r>
-        <w:t xml:space="preserve">CHOI: Я это доложу в Вонджу. Сегодня. Это не Россия. Это наш бренд в Казахстане. Я отвечаю.</w:t>
-      </w:r>
-    </w:p>
-    <w:p>
-      <w:pPr>
-        <w:pStyle w:val="BodyText"/>
-      </w:pPr>
-      <w:r>
-        <w:t xml:space="preserve">DINARA: Значит, оригинала здесь нет. Совсем?</w:t>
-      </w:r>
-    </w:p>
-    <w:p>
-      <w:pPr>
-        <w:pStyle w:val="BodyText"/>
-      </w:pPr>
-      <w:r>
-        <w:t xml:space="preserve">ALEKSEY: Совсем. Мы не зарегистрированы. Ни одного легального шприца.</w:t>
-      </w:r>
-    </w:p>
-    <w:p>
-      <w:pPr>
-        <w:pStyle w:val="BodyText"/>
-      </w:pPr>
-      <w:r>
-        <w:t xml:space="preserve">DINARA: Тогда я лечу подделки вашего бренда. А настоящего у меня нет. Это… это несправедливо.</w:t>
-      </w:r>
-    </w:p>
-    <w:p>
-      <w:pPr>
-        <w:pStyle w:val="BodyText"/>
-      </w:pPr>
-      <w:r>
-        <w:t xml:space="preserve">VADIM: Можно же что-то сделать быстрее? Временный ввоз? Для клиник? Через Россию — ЕАЭС, таможни нет.</w:t>
-      </w:r>
-    </w:p>
-    <w:p>
-      <w:pPr>
-        <w:pStyle w:val="BodyText"/>
-      </w:pPr>
-      <w:r>
-        <w:t xml:space="preserve">OLGA: Нельзя. Таможни нет — а регистрация есть. Ввоз без регистрации — это Бойко. Только с нашими документами.</w:t>
-      </w:r>
-    </w:p>
-    <w:p>
-      <w:pPr>
-        <w:pStyle w:val="BodyText"/>
-      </w:pPr>
-      <w:r>
-        <w:t xml:space="preserve">VADIM: Даже как образцы? Для обучения?</w:t>
-      </w:r>
-    </w:p>
-    <w:p>
-      <w:pPr>
-        <w:pStyle w:val="BodyText"/>
-      </w:pPr>
-      <w:r>
-        <w:t xml:space="preserve">OLGA: Для обучения — можно. Образцы, без пациентов. На фантомах. Это законно. Но продавать — нет.</w:t>
-      </w:r>
-    </w:p>
-    <w:p>
-      <w:pPr>
-        <w:pStyle w:val="BodyText"/>
-      </w:pPr>
-      <w:r>
-        <w:t xml:space="preserve">DINARA: Тогда научите меня. Хотя бы научите. Без геля. Я хочу знать, как должно быть правильно. Чтобы видеть неправильное.</w:t>
-      </w:r>
-    </w:p>
-    <w:p>
-      <w:pPr>
-        <w:pStyle w:val="BodyText"/>
-      </w:pPr>
-      <w:r>
-        <w:t xml:space="preserve">ALEKSEY: Как наши мастера в «Видеть беду». Учиться видеть, а не колоть.</w:t>
-      </w:r>
-    </w:p>
-    <w:p>
-      <w:pPr>
-        <w:pStyle w:val="BodyText"/>
-      </w:pPr>
-      <w:r>
-        <w:t xml:space="preserve">DINARA: Я не мастер. Я врач. Но да. Учиться видеть.</w:t>
-      </w:r>
-    </w:p>
-    <w:p>
-      <w:pPr>
-        <w:pStyle w:val="BodyText"/>
-      </w:pPr>
-      <w:r>
-        <w:t xml:space="preserve">KORNILOVA: Это Корнилова. Доктор Абенова, приезжайте в Москву. Экзамен — в очереди, как у всех. Апрель.</w:t>
-      </w:r>
-    </w:p>
-    <w:p>
-      <w:pPr>
-        <w:pStyle w:val="BodyText"/>
-      </w:pPr>
-      <w:r>
-        <w:t xml:space="preserve">DINARA: В очереди? Как у всех? Мне нравится. У нас всё «по знакомству». Очередь — это роскошь.</w:t>
-      </w:r>
-    </w:p>
-    <w:p>
-      <w:pPr>
-        <w:pStyle w:val="BodyText"/>
-      </w:pPr>
-      <w:r>
-        <w:t xml:space="preserve">KORNILOVA: Очередь — это честность. Она у нас с датами. Кирилл сделал.</w:t>
-      </w:r>
-    </w:p>
-    <w:p>
-      <w:pPr>
-        <w:pStyle w:val="BodyText"/>
-      </w:pPr>
-      <w:r>
-        <w:t xml:space="preserve">DINARA: Апрель. Я приеду. Сама заплачу за билет.</w:t>
-      </w:r>
-    </w:p>
-    <w:p>
-      <w:pPr>
-        <w:pStyle w:val="BodyText"/>
-      </w:pPr>
-      <w:r>
-        <w:t xml:space="preserve">IRINA: Билет — ваш. Обучение — наше. Это наше правило для всех. Не для Казахстана — для всех.</w:t>
-      </w:r>
-    </w:p>
-    <w:p>
-      <w:pPr>
-        <w:pStyle w:val="BodyText"/>
-      </w:pPr>
-      <w:r>
-        <w:t xml:space="preserve">CHOI: Я передам в Вонджу ещё одно. Подделки в Алматы значат, что наш бренд уже здесь — только чужой. Значит, нужна наша метка. Коды на каждый шприц, как в России. Для всех стран, а не только для одной. Это я сам предложу совету.</w:t>
-      </w:r>
-    </w:p>
-    <w:p>
-      <w:pPr>
-        <w:pStyle w:val="BodyText"/>
-      </w:pPr>
-      <w:r>
-        <w:t xml:space="preserve">ALEKSEY: Это уже решение Седжин. Не наше. Но правильное.</w:t>
-      </w:r>
-    </w:p>
-    <w:p>
-      <w:pPr>
-        <w:pStyle w:val="BodyText"/>
-      </w:pPr>
-      <w:r>
-        <w:t xml:space="preserve">DINARA: Вы странные. Приехали продавать — и ничего не продали. Зато научили меня, что у вас есть очередь.</w:t>
-      </w:r>
-    </w:p>
-    <w:p>
-      <w:pPr>
-        <w:pStyle w:val="BodyText"/>
-      </w:pPr>
-      <w:r>
-        <w:t xml:space="preserve">VADIM: Мы приехали не продавать. Это я только сейчас понял.</w:t>
-      </w:r>
-    </w:p>
-    <w:p>
-      <w:pPr>
-        <w:pStyle w:val="BodyText"/>
-      </w:pPr>
-      <w:r>
-        <w:t xml:space="preserve">DINARA: Хорошо, что поняли здесь, а не через год. Я видела тех, кто понял через год.</w:t>
-      </w:r>
-    </w:p>
-    <w:p>
-      <w:pPr>
-        <w:pStyle w:val="BodyText"/>
-      </w:pPr>
-      <w:r>
-        <w:t xml:space="preserve">VADIM: Через год — это дорого. Я знаю. Я считал такие ошибки. Для других.</w:t>
+        <w:t xml:space="preserve">DINARA: Я Динара Абенова, дерматолог с двадцатилетним стажем. Садитесь и посмотрите вот это: это всего одна неделя.</w:t>
+      </w:r>
+    </w:p>
+    <w:p>
+      <w:pPr>
+        <w:pStyle w:val="BodyText"/>
+      </w:pPr>
+      <w:r>
+        <w:t xml:space="preserve">ALEKSEY: Пять карточек. И все они с осложнениями?</w:t>
+      </w:r>
+    </w:p>
+    <w:p>
+      <w:pPr>
+        <w:pStyle w:val="BodyText"/>
+      </w:pPr>
+      <w:r>
+        <w:t xml:space="preserve">DINARA: Все: узлы, асимметрия и одно белое пятно, и все от серых филлеров из салонов. Одна пациентка показала мне коробку с вашим логотипом, Седжин.</w:t>
+      </w:r>
+    </w:p>
+    <w:p>
+      <w:pPr>
+        <w:pStyle w:val="BodyText"/>
+      </w:pPr>
+      <w:r>
+        <w:t xml:space="preserve">CHOI: С нашим логотипом? Седжин? Покажите, пожалуйста.</w:t>
+      </w:r>
+    </w:p>
+    <w:p>
+      <w:pPr>
+        <w:pStyle w:val="BodyText"/>
+      </w:pPr>
+      <w:r>
+        <w:t xml:space="preserve">DINARA: Вот фото коробки и шприца. Номер лота — двадцать два ноль семь.</w:t>
+      </w:r>
+    </w:p>
+    <w:p>
+      <w:pPr>
+        <w:pStyle w:val="BodyText"/>
+      </w:pPr>
+      <w:r>
+        <w:t xml:space="preserve">ALEKSEY: Двадцать два ноль семь — это подделка, та самая партия из Люберец, где серийные номера скопированы с ноябрьской партии Корниловой.</w:t>
+      </w:r>
+    </w:p>
+    <w:p>
+      <w:pPr>
+        <w:pStyle w:val="BodyText"/>
+      </w:pPr>
+      <w:r>
+        <w:t xml:space="preserve">DINARA: Подделка? Здесь, у нас в Алматы?</w:t>
+      </w:r>
+    </w:p>
+    <w:p>
+      <w:pPr>
+        <w:pStyle w:val="BodyText"/>
+      </w:pPr>
+      <w:r>
+        <w:t xml:space="preserve">ALEKSEY: Значит, часть ушла сюда, обратно через границу, ещё до того, как склад в Люберцах закрыли.</w:t>
+      </w:r>
+    </w:p>
+    <w:p>
+      <w:pPr>
+        <w:pStyle w:val="BodyText"/>
+      </w:pPr>
+      <w:r>
+        <w:t xml:space="preserve">CHOI: Я доложу это в Вонджу сегодня же. Это уже не Россия, это наш бренд в Казахстане, и отвечаю за него я.</w:t>
+      </w:r>
+    </w:p>
+    <w:p>
+      <w:pPr>
+        <w:pStyle w:val="BodyText"/>
+      </w:pPr>
+      <w:r>
+        <w:t xml:space="preserve">DINARA: Значит, оригинала здесь совсем нет? Вообще ни одного?</w:t>
+      </w:r>
+    </w:p>
+    <w:p>
+      <w:pPr>
+        <w:pStyle w:val="BodyText"/>
+      </w:pPr>
+      <w:r>
+        <w:t xml:space="preserve">ALEKSEY: Совсем нет. Мы не зарегистрированы, так что здесь нет ни одного легального шприца.</w:t>
+      </w:r>
+    </w:p>
+    <w:p>
+      <w:pPr>
+        <w:pStyle w:val="BodyText"/>
+      </w:pPr>
+      <w:r>
+        <w:t xml:space="preserve">DINARA: Получается, что я лечу подделки вашего бренда, а настоящего у меня нет. Это… это несправедливо.</w:t>
+      </w:r>
+    </w:p>
+    <w:p>
+      <w:pPr>
+        <w:pStyle w:val="BodyText"/>
+      </w:pPr>
+      <w:r>
+        <w:t xml:space="preserve">VADIM: Неужели нельзя сделать что-нибудь быстрее? Например, временный ввоз для клиник через Россию, ведь в ЕАЭС нет таможни?</w:t>
+      </w:r>
+    </w:p>
+    <w:p>
+      <w:pPr>
+        <w:pStyle w:val="BodyText"/>
+      </w:pPr>
+      <w:r>
+        <w:t xml:space="preserve">OLGA: Нельзя. Таможни нет, а регистрация есть. Ввоз без регистрации — это Бойко, только с нашими документами.</w:t>
+      </w:r>
+    </w:p>
+    <w:p>
+      <w:pPr>
+        <w:pStyle w:val="BodyText"/>
+      </w:pPr>
+      <w:r>
+        <w:t xml:space="preserve">VADIM: Даже если ввозить как образцы для обучения?</w:t>
+      </w:r>
+    </w:p>
+    <w:p>
+      <w:pPr>
+        <w:pStyle w:val="BodyText"/>
+      </w:pPr>
+      <w:r>
+        <w:t xml:space="preserve">OLGA: Для обучения можно: образцы без пациентов, на фантомах, это законно. Но продавать нельзя.</w:t>
+      </w:r>
+    </w:p>
+    <w:p>
+      <w:pPr>
+        <w:pStyle w:val="BodyText"/>
+      </w:pPr>
+      <w:r>
+        <w:t xml:space="preserve">DINARA: Тогда научите меня, хотя бы научите, пусть даже без геля. Я хочу знать, как должно быть правильно, чтобы видеть неправильное.</w:t>
+      </w:r>
+    </w:p>
+    <w:p>
+      <w:pPr>
+        <w:pStyle w:val="BodyText"/>
+      </w:pPr>
+      <w:r>
+        <w:t xml:space="preserve">ALEKSEY: Как наши мастера на курсе «Видеть беду»: учиться видеть, а не колоть.</w:t>
+      </w:r>
+    </w:p>
+    <w:p>
+      <w:pPr>
+        <w:pStyle w:val="BodyText"/>
+      </w:pPr>
+      <w:r>
+        <w:t xml:space="preserve">DINARA: Я не мастер, я врач. Но да, я хочу учиться видеть.</w:t>
+      </w:r>
+    </w:p>
+    <w:p>
+      <w:pPr>
+        <w:pStyle w:val="BodyText"/>
+      </w:pPr>
+      <w:r>
+        <w:t xml:space="preserve">KORNILOVA: Это Корнилова. Доктор Абенова, приезжайте в Москву. Экзамен будет в очереди, как у всех, в апреле.</w:t>
+      </w:r>
+    </w:p>
+    <w:p>
+      <w:pPr>
+        <w:pStyle w:val="BodyText"/>
+      </w:pPr>
+      <w:r>
+        <w:t xml:space="preserve">DINARA: В очереди, как у всех? Мне это нравится, потому что у нас всё «по знакомству», и очередь — это роскошь.</w:t>
+      </w:r>
+    </w:p>
+    <w:p>
+      <w:pPr>
+        <w:pStyle w:val="BodyText"/>
+      </w:pPr>
+      <w:r>
+        <w:t xml:space="preserve">KORNILOVA: Очередь — это честность. И она у нас с датами, её сделал Кирилл.</w:t>
+      </w:r>
+    </w:p>
+    <w:p>
+      <w:pPr>
+        <w:pStyle w:val="BodyText"/>
+      </w:pPr>
+      <w:r>
+        <w:t xml:space="preserve">DINARA: Значит, апрель. Я приеду, и за билет заплачу сама.</w:t>
+      </w:r>
+    </w:p>
+    <w:p>
+      <w:pPr>
+        <w:pStyle w:val="BodyText"/>
+      </w:pPr>
+      <w:r>
+        <w:t xml:space="preserve">IRINA: Билет ваш, а обучение наше. Это наше правило не для Казахстана, а для всех.</w:t>
+      </w:r>
+    </w:p>
+    <w:p>
+      <w:pPr>
+        <w:pStyle w:val="BodyText"/>
+      </w:pPr>
+      <w:r>
+        <w:t xml:space="preserve">CHOI: Я передам в Вонджу ещё одно. Подделки в Алматы значат, что наш бренд уже здесь, только чужой, и нужна наша метка: коды на каждый шприц, как в России, для всех стран, а не для одной. Это я сам предложу совету.</w:t>
+      </w:r>
+    </w:p>
+    <w:p>
+      <w:pPr>
+        <w:pStyle w:val="BodyText"/>
+      </w:pPr>
+      <w:r>
+        <w:t xml:space="preserve">ALEKSEY: Это уже решение Седжин, а не наше, но оно правильное.</w:t>
+      </w:r>
+    </w:p>
+    <w:p>
+      <w:pPr>
+        <w:pStyle w:val="BodyText"/>
+      </w:pPr>
+      <w:r>
+        <w:t xml:space="preserve">DINARA: Вы странные люди. Приехали продавать и ничего не продали, зато научили меня, что у вас есть очередь.</w:t>
+      </w:r>
+    </w:p>
+    <w:p>
+      <w:pPr>
+        <w:pStyle w:val="BodyText"/>
+      </w:pPr>
+      <w:r>
+        <w:t xml:space="preserve">VADIM: Мы приехали не продавать. Я понял это только сейчас, если честно.</w:t>
+      </w:r>
+    </w:p>
+    <w:p>
+      <w:pPr>
+        <w:pStyle w:val="BodyText"/>
+      </w:pPr>
+      <w:r>
+        <w:t xml:space="preserve">DINARA: Хорошо, что вы поняли это здесь, а не через год. Я видела тех, кто понял через год.</w:t>
+      </w:r>
+    </w:p>
+    <w:p>
+      <w:pPr>
+        <w:pStyle w:val="BodyText"/>
+      </w:pPr>
+      <w:r>
+        <w:t xml:space="preserve">VADIM: Через год — это дорого, я знаю, потому что считал такие ошибки, только для других.</w:t>
       </w:r>
     </w:p>
     <w:bookmarkEnd w:id="23"/>
@@ -2081,159 +2081,159 @@
         <w:pStyle w:val="FirstParagraph"/>
       </w:pPr>
       <w:r>
-        <w:t xml:space="preserve">CHOI: Вот. Кок-Тобе. Весь город. Миллион огней. Здесь я три года думал, что всё можно сделать быстро.</w:t>
-      </w:r>
-    </w:p>
-    <w:p>
-      <w:pPr>
-        <w:pStyle w:val="BodyText"/>
-      </w:pPr>
-      <w:r>
-        <w:t xml:space="preserve">VADIM: И как? Можно?</w:t>
-      </w:r>
-    </w:p>
-    <w:p>
-      <w:pPr>
-        <w:pStyle w:val="BodyText"/>
-      </w:pPr>
-      <w:r>
-        <w:t xml:space="preserve">CHOI: Можно. А потом три года исправлять. В Самсунге я запустил одну линию за полгода — быстрее всех в истории офиса. Через год её закрыли. Половина клиентов ушла с жалобами. Я это не рассказываю в Вонджу. Никогда.</w:t>
-      </w:r>
-    </w:p>
-    <w:p>
-      <w:pPr>
-        <w:pStyle w:val="BodyText"/>
-      </w:pPr>
-      <w:r>
-        <w:t xml:space="preserve">ALEKSEY: Сегодня — рассказали.</w:t>
-      </w:r>
-    </w:p>
-    <w:p>
-      <w:pPr>
-        <w:pStyle w:val="BodyText"/>
-      </w:pPr>
-      <w:r>
-        <w:t xml:space="preserve">CHOI: Здесь можно. Высоко. Никто не записывает.</w:t>
-      </w:r>
-    </w:p>
-    <w:p>
-      <w:pPr>
-        <w:pStyle w:val="BodyText"/>
-      </w:pPr>
-      <w:r>
-        <w:t xml:space="preserve">KIRILL: Я записываю. Простите. Это я, из Москвы. Вы же сами говорили: «Мы всё записываем».</w:t>
-      </w:r>
-    </w:p>
-    <w:p>
-      <w:pPr>
-        <w:pStyle w:val="BodyText"/>
-      </w:pPr>
-      <w:r>
-        <w:t xml:space="preserve">CHOI: Кирилл. Тогда запиши правильно: «Чхве ошибался». С датой.</w:t>
-      </w:r>
-    </w:p>
-    <w:p>
-      <w:pPr>
-        <w:pStyle w:val="BodyText"/>
-      </w:pPr>
-      <w:r>
-        <w:t xml:space="preserve">IRINA: Это Ирина. Я с вами. Цифры, пока вы смотрите на огни. Регистрация — четырнадцать месяцев, двенадцать миллионов рублей. Экзамен — Корнилова ограничена шестьюдесятью. Казахстанских врачей — в общую очередь. Партнёр — Айгерим, с журналом. Подделки — уже здесь, лот двадцать два ноль семь.</w:t>
-      </w:r>
-    </w:p>
-    <w:p>
-      <w:pPr>
-        <w:pStyle w:val="BodyText"/>
-      </w:pPr>
-      <w:r>
-        <w:t xml:space="preserve">VADIM: Это значит — не сейчас.</w:t>
-      </w:r>
-    </w:p>
-    <w:p>
-      <w:pPr>
-        <w:pStyle w:val="BodyText"/>
-      </w:pPr>
-      <w:r>
-        <w:t xml:space="preserve">IRINA: И ещё одна цифра. Неприятная. Рубль сегодня упал на два процента. За неделю — на шесть. Банки говорят — «волатильность».</w:t>
-      </w:r>
-    </w:p>
-    <w:p>
-      <w:pPr>
-        <w:pStyle w:val="BodyText"/>
-      </w:pPr>
-      <w:r>
-        <w:t xml:space="preserve">ALEKSEY: На шесть за неделю? Это много?</w:t>
-      </w:r>
-    </w:p>
-    <w:p>
-      <w:pPr>
-        <w:pStyle w:val="BodyText"/>
-      </w:pPr>
-      <w:r>
-        <w:t xml:space="preserve">IRINA: Это пока мало. Но мы платим Седжин в долларах. А продаём в рублях. Если рубль упадёт на двадцать — наша цена в Москве перестанет быть ценой. А тут ещё тенге. Три валюты. Три качели.</w:t>
-      </w:r>
-    </w:p>
-    <w:p>
-      <w:pPr>
-        <w:pStyle w:val="BodyText"/>
-      </w:pPr>
-      <w:r>
-        <w:t xml:space="preserve">VADIM: В инвестбанке это называлось «валютный риск». Я его считал для других. Никогда — для своих.</w:t>
-      </w:r>
-    </w:p>
-    <w:p>
-      <w:pPr>
-        <w:pStyle w:val="BodyText"/>
-      </w:pPr>
-      <w:r>
-        <w:t xml:space="preserve">CHOI: В Корее говорят: когда земля дрожит, не строй новый дом. Укрепляй старый.</w:t>
-      </w:r>
-    </w:p>
-    <w:p>
-      <w:pPr>
-        <w:pStyle w:val="BodyText"/>
-      </w:pPr>
-      <w:r>
-        <w:t xml:space="preserve">VADIM: А что мы укрепляем? Конкретно?</w:t>
-      </w:r>
-    </w:p>
-    <w:p>
-      <w:pPr>
-        <w:pStyle w:val="BodyText"/>
-      </w:pPr>
-      <w:r>
-        <w:t xml:space="preserve">IRINA: Кассу. Запас. Цену. Я расскажу в Москве. По порядку.</w:t>
-      </w:r>
-    </w:p>
-    <w:p>
-      <w:pPr>
-        <w:pStyle w:val="BodyText"/>
-      </w:pPr>
-      <w:r>
-        <w:t xml:space="preserve">ALEKSEY: Тогда решение. Казахстан — пока нет. Не «нет». «Пока нет». Регистрацию начинаем, медленно и правильно. Айгерим — будущий партнёр, если согласится ждать. Динара — в очередь на экзамен. Подделки — в отчёт Седжин. Это всё, что мы сделаем в этом году.</w:t>
-      </w:r>
-    </w:p>
-    <w:p>
-      <w:pPr>
-        <w:pStyle w:val="BodyText"/>
-      </w:pPr>
-      <w:r>
-        <w:t xml:space="preserve">VADIM: «Пока нет». Мне трудно это сказать. Я двенадцать лет говорил «да» или «нет». «Пока» — это не банковское слово.</w:t>
-      </w:r>
-    </w:p>
-    <w:p>
-      <w:pPr>
-        <w:pStyle w:val="BodyText"/>
-      </w:pPr>
-      <w:r>
-        <w:t xml:space="preserve">ALEKSEY: Это слово Бориса Игоревича. И моей бабушки. «Подожди, пока остынет». Про пироги.</w:t>
-      </w:r>
-    </w:p>
-    <w:p>
-      <w:pPr>
-        <w:pStyle w:val="BodyText"/>
-      </w:pPr>
-      <w:r>
-        <w:t xml:space="preserve">VADIM: Хорошо. Пока нет. Я сам напишу это в отчёт совету. Своей рукой.</w:t>
+        <w:t xml:space="preserve">CHOI: Вот Кок-Тобе и весь город, миллион огней. Здесь я три года думал, что всё можно сделать быстро.</w:t>
+      </w:r>
+    </w:p>
+    <w:p>
+      <w:pPr>
+        <w:pStyle w:val="BodyText"/>
+      </w:pPr>
+      <w:r>
+        <w:t xml:space="preserve">VADIM: И как, оказалось, что можно?</w:t>
+      </w:r>
+    </w:p>
+    <w:p>
+      <w:pPr>
+        <w:pStyle w:val="BodyText"/>
+      </w:pPr>
+      <w:r>
+        <w:t xml:space="preserve">CHOI: Можно, но потом три года приходится исправлять. В «Самсунге» я запустил одну линию за полгода, быстрее всех в истории офиса, а через год её закрыли, и половина клиентов ушла с жалобами. В Вонджу я об этом никогда не рассказываю.</w:t>
+      </w:r>
+    </w:p>
+    <w:p>
+      <w:pPr>
+        <w:pStyle w:val="BodyText"/>
+      </w:pPr>
+      <w:r>
+        <w:t xml:space="preserve">ALEKSEY: А сегодня вот рассказали.</w:t>
+      </w:r>
+    </w:p>
+    <w:p>
+      <w:pPr>
+        <w:pStyle w:val="BodyText"/>
+      </w:pPr>
+      <w:r>
+        <w:t xml:space="preserve">CHOI: Здесь можно, потому что высоко и никто не записывает.</w:t>
+      </w:r>
+    </w:p>
+    <w:p>
+      <w:pPr>
+        <w:pStyle w:val="BodyText"/>
+      </w:pPr>
+      <w:r>
+        <w:t xml:space="preserve">KIRILL: Я записываю, простите, это я, из Москвы. Вы же сами говорили, что мы всё записываем.</w:t>
+      </w:r>
+    </w:p>
+    <w:p>
+      <w:pPr>
+        <w:pStyle w:val="BodyText"/>
+      </w:pPr>
+      <w:r>
+        <w:t xml:space="preserve">CHOI: Кирилл, тогда запиши правильно: «Чхве ошибался», и с датой.</w:t>
+      </w:r>
+    </w:p>
+    <w:p>
+      <w:pPr>
+        <w:pStyle w:val="BodyText"/>
+      </w:pPr>
+      <w:r>
+        <w:t xml:space="preserve">IRINA: Это Ирина, я с вами, и вот цифры, пока вы смотрите на огни. Регистрация — четырнадцать месяцев и двенадцать миллионов рублей. Экзамены у Корниловой ограничены шестьюдесятью, так что казахстанские врачи идут в общую очередь. Партнёр — Айгерим, с журналом. А подделки уже здесь, лот двадцать два ноль семь.</w:t>
+      </w:r>
+    </w:p>
+    <w:p>
+      <w:pPr>
+        <w:pStyle w:val="BodyText"/>
+      </w:pPr>
+      <w:r>
+        <w:t xml:space="preserve">VADIM: Это значит, что не сейчас, правильно я понимаю?</w:t>
+      </w:r>
+    </w:p>
+    <w:p>
+      <w:pPr>
+        <w:pStyle w:val="BodyText"/>
+      </w:pPr>
+      <w:r>
+        <w:t xml:space="preserve">IRINA: И ещё одна цифра, неприятная. Сегодня рубль упал на два процента, а за неделю на шесть. Банки называют это «волатильность».</w:t>
+      </w:r>
+    </w:p>
+    <w:p>
+      <w:pPr>
+        <w:pStyle w:val="BodyText"/>
+      </w:pPr>
+      <w:r>
+        <w:t xml:space="preserve">ALEKSEY: На шесть процентов за неделю? Это много?</w:t>
+      </w:r>
+    </w:p>
+    <w:p>
+      <w:pPr>
+        <w:pStyle w:val="BodyText"/>
+      </w:pPr>
+      <w:r>
+        <w:t xml:space="preserve">IRINA: Пока это мало. Но мы платим Седжин в долларах, а продаём в рублях. Если рубль упадёт на двадцать, наша цена в Москве перестанет быть ценой. А тут ещё и тенге, так что получается три валюты и три качели.</w:t>
+      </w:r>
+    </w:p>
+    <w:p>
+      <w:pPr>
+        <w:pStyle w:val="BodyText"/>
+      </w:pPr>
+      <w:r>
+        <w:t xml:space="preserve">VADIM: В инвестбанке это называлось «валютный риск». Я считал его для других, но никогда для своих.</w:t>
+      </w:r>
+    </w:p>
+    <w:p>
+      <w:pPr>
+        <w:pStyle w:val="BodyText"/>
+      </w:pPr>
+      <w:r>
+        <w:t xml:space="preserve">CHOI: В Корее говорят: когда земля дрожит, не строй новый дом, а укрепляй старый.</w:t>
+      </w:r>
+    </w:p>
+    <w:p>
+      <w:pPr>
+        <w:pStyle w:val="BodyText"/>
+      </w:pPr>
+      <w:r>
+        <w:t xml:space="preserve">VADIM: А что именно мы будем укреплять, если конкретно?</w:t>
+      </w:r>
+    </w:p>
+    <w:p>
+      <w:pPr>
+        <w:pStyle w:val="BodyText"/>
+      </w:pPr>
+      <w:r>
+        <w:t xml:space="preserve">IRINA: Кассу, запас и цену. Я расскажу всё по порядку, когда вернёмся в Москву.</w:t>
+      </w:r>
+    </w:p>
+    <w:p>
+      <w:pPr>
+        <w:pStyle w:val="BodyText"/>
+      </w:pPr>
+      <w:r>
+        <w:t xml:space="preserve">ALEKSEY: Тогда решение. Казахстан — пока нет. Не «нет», а «пока нет». Регистрацию начинаем, медленно и правильно. Айгерим — будущий партнёр, если согласится ждать. Динара идёт в очередь на экзамен, а подделки — в отчёт Седжин. Это всё, что мы сделаем здесь в этом году.</w:t>
+      </w:r>
+    </w:p>
+    <w:p>
+      <w:pPr>
+        <w:pStyle w:val="BodyText"/>
+      </w:pPr>
+      <w:r>
+        <w:t xml:space="preserve">VADIM: «Пока нет»… Мне трудно это сказать, ведь двенадцать лет я говорил только «да» или «нет». «Пока» — это не банковское слово.</w:t>
+      </w:r>
+    </w:p>
+    <w:p>
+      <w:pPr>
+        <w:pStyle w:val="BodyText"/>
+      </w:pPr>
+      <w:r>
+        <w:t xml:space="preserve">ALEKSEY: Это слово Бориса Игоревича и моей бабушки, которая говорила про пироги: «Подожди, пока остынет».</w:t>
+      </w:r>
+    </w:p>
+    <w:p>
+      <w:pPr>
+        <w:pStyle w:val="BodyText"/>
+      </w:pPr>
+      <w:r>
+        <w:t xml:space="preserve">VADIM: Хорошо, пока нет. Я сам напишу это в отчёт совету, своей рукой.</w:t>
       </w:r>
     </w:p>
     <w:p>
@@ -2249,31 +2249,31 @@
         <w:pStyle w:val="BodyText"/>
       </w:pPr>
       <w:r>
-        <w:t xml:space="preserve">IRINA: И третья строчка в мой отчёт. «Рубль». Я начинаю считать сценарии. Сегодня ночью.</w:t>
-      </w:r>
-    </w:p>
-    <w:p>
-      <w:pPr>
-        <w:pStyle w:val="BodyText"/>
-      </w:pPr>
-      <w:r>
-        <w:t xml:space="preserve">ALEKSEY: Ирина. «Себе — тоже». Не ночью. Завтра утром.</w:t>
-      </w:r>
-    </w:p>
-    <w:p>
-      <w:pPr>
-        <w:pStyle w:val="BodyText"/>
-      </w:pPr>
-      <w:r>
-        <w:t xml:space="preserve">IRINA: Хорошо. Завтра утром. В шесть.</w:t>
-      </w:r>
-    </w:p>
-    <w:p>
-      <w:pPr>
-        <w:pStyle w:val="BodyText"/>
-      </w:pPr>
-      <w:r>
-        <w:t xml:space="preserve">CHOI: В шесть по Москве — это восемь здесь. Хоть кто-то выспится.</w:t>
+        <w:t xml:space="preserve">IRINA: А в мой отчёт пойдёт третья строчка — «Рубль». Я начну считать сценарии сегодня ночью.</w:t>
+      </w:r>
+    </w:p>
+    <w:p>
+      <w:pPr>
+        <w:pStyle w:val="BodyText"/>
+      </w:pPr>
+      <w:r>
+        <w:t xml:space="preserve">ALEKSEY: Ирина, «Себе — тоже». Не ночью, а завтра утром, пожалуйста.</w:t>
+      </w:r>
+    </w:p>
+    <w:p>
+      <w:pPr>
+        <w:pStyle w:val="BodyText"/>
+      </w:pPr>
+      <w:r>
+        <w:t xml:space="preserve">IRINA: Хорошо, завтра утром, в шесть, как обычно.</w:t>
+      </w:r>
+    </w:p>
+    <w:p>
+      <w:pPr>
+        <w:pStyle w:val="BodyText"/>
+      </w:pPr>
+      <w:r>
+        <w:t xml:space="preserve">CHOI: Шесть по Москве — это восемь здесь, так что хоть кто-то выспится.</w:t>
       </w:r>
     </w:p>
     <w:bookmarkEnd w:id="24"/>
@@ -2291,119 +2291,119 @@
         <w:pStyle w:val="FirstParagraph"/>
       </w:pPr>
       <w:r>
-        <w:t xml:space="preserve">AIGERIM: Ну что? Решили?</w:t>
-      </w:r>
-    </w:p>
-    <w:p>
-      <w:pPr>
-        <w:pStyle w:val="BodyText"/>
-      </w:pPr>
-      <w:r>
-        <w:t xml:space="preserve">ALEKSEY: Решили. Пока нет. Регистрация — четырнадцать месяцев. Мы начинаем. А вы — если согласитесь — ждёте нас. С журналом.</w:t>
-      </w:r>
-    </w:p>
-    <w:p>
-      <w:pPr>
-        <w:pStyle w:val="BodyText"/>
-      </w:pPr>
-      <w:r>
-        <w:t xml:space="preserve">AIGERIM: «Пока нет». Знаете, это хорошее слово. Мне двадцать человек говорили «да». Через год пропадали. Вы первый, кто сказал «пока».</w:t>
-      </w:r>
-    </w:p>
-    <w:p>
-      <w:pPr>
-        <w:pStyle w:val="BodyText"/>
-      </w:pPr>
-      <w:r>
-        <w:t xml:space="preserve">VADIM: Это не моя заслуга. Я хотел сказать «да». Меня отговорили. Председатель. И подделки.</w:t>
-      </w:r>
-    </w:p>
-    <w:p>
-      <w:pPr>
-        <w:pStyle w:val="BodyText"/>
-      </w:pPr>
-      <w:r>
-        <w:t xml:space="preserve">AIGERIM: Значит, у вас хороший председатель. И честные подделки. Они показали правду.</w:t>
-      </w:r>
-    </w:p>
-    <w:p>
-      <w:pPr>
-        <w:pStyle w:val="BodyText"/>
-      </w:pPr>
-      <w:r>
-        <w:t xml:space="preserve">CHOI: Айгерим, я буду звонить. Каждый месяц. Без контракта в кармане.</w:t>
-      </w:r>
-    </w:p>
-    <w:p>
-      <w:pPr>
-        <w:pStyle w:val="BodyText"/>
-      </w:pPr>
-      <w:r>
-        <w:t xml:space="preserve">AIGERIM: Джунхо-ага, вы и раньше звонили. Только с контрактом.</w:t>
-      </w:r>
-    </w:p>
-    <w:p>
-      <w:pPr>
-        <w:pStyle w:val="BodyText"/>
-      </w:pPr>
-      <w:r>
-        <w:t xml:space="preserve">DINARA: Я пришла сказать: билет купила. Апрель. Москва. И ещё. Своим пяти пациенткам с подделками я вчера вечером позвонила. Каждой. Сказала: «Настоящий будет. Не скоро. Но будет». Одна заплакала. Сказала: «Мне впервые не обещают быстро».</w:t>
-      </w:r>
-    </w:p>
-    <w:p>
-      <w:pPr>
-        <w:pStyle w:val="BodyText"/>
-      </w:pPr>
-      <w:r>
-        <w:t xml:space="preserve">ALEKSEY: «Не скоро. Но будет». Это правильно.</w:t>
-      </w:r>
-    </w:p>
-    <w:p>
-      <w:pPr>
-        <w:pStyle w:val="BodyText"/>
-      </w:pPr>
-      <w:r>
-        <w:t xml:space="preserve">DINARA: Это по-казахски. «Асықпа». Не спеши.</w:t>
-      </w:r>
-    </w:p>
-    <w:p>
-      <w:pPr>
-        <w:pStyle w:val="BodyText"/>
-      </w:pPr>
-      <w:r>
-        <w:t xml:space="preserve">CHOI: Асықпа. Я это слово три года слышал. Понял только сейчас.</w:t>
-      </w:r>
-    </w:p>
-    <w:p>
-      <w:pPr>
-        <w:pStyle w:val="BodyText"/>
-      </w:pPr>
-      <w:r>
-        <w:t xml:space="preserve">IRINA: Алексей. Считала с шести, как договорились. Плохая новость. Рубль — минус девять за неделю. Центробанк собирается в пятницу. Возвращайтесь.</w:t>
-      </w:r>
-    </w:p>
-    <w:p>
-      <w:pPr>
-        <w:pStyle w:val="BodyText"/>
-      </w:pPr>
-      <w:r>
-        <w:t xml:space="preserve">ALEKSEY: Девять. Возвращаемся. Сегодня.</w:t>
-      </w:r>
-    </w:p>
-    <w:p>
-      <w:pPr>
-        <w:pStyle w:val="BodyText"/>
-      </w:pPr>
-      <w:r>
-        <w:t xml:space="preserve">VADIM: Казахстан — пока нет. А рубль — уже да. Так?</w:t>
-      </w:r>
-    </w:p>
-    <w:p>
-      <w:pPr>
-        <w:pStyle w:val="BodyText"/>
-      </w:pPr>
-      <w:r>
-        <w:t xml:space="preserve">ALEKSEY: Так. Земля дрожит. Укрепляем старый дом.</w:t>
+        <w:t xml:space="preserve">AIGERIM: Ну что, вы решили, как будете действовать?</w:t>
+      </w:r>
+    </w:p>
+    <w:p>
+      <w:pPr>
+        <w:pStyle w:val="BodyText"/>
+      </w:pPr>
+      <w:r>
+        <w:t xml:space="preserve">ALEKSEY: Решили: пока нет. Регистрация займёт четырнадцать месяцев, и мы её начинаем. А вы, если согласитесь, будете ждать нас с вашим журналом.</w:t>
+      </w:r>
+    </w:p>
+    <w:p>
+      <w:pPr>
+        <w:pStyle w:val="BodyText"/>
+      </w:pPr>
+      <w:r>
+        <w:t xml:space="preserve">AIGERIM: «Пока нет»… Знаете, это хорошее слово. Двадцать человек говорили мне «да» и через год пропадали, а вы первый, кто сказал «пока».</w:t>
+      </w:r>
+    </w:p>
+    <w:p>
+      <w:pPr>
+        <w:pStyle w:val="BodyText"/>
+      </w:pPr>
+      <w:r>
+        <w:t xml:space="preserve">VADIM: Это не моя заслуга, ведь я хотел сказать «да». Меня отговорили председатель и подделки.</w:t>
+      </w:r>
+    </w:p>
+    <w:p>
+      <w:pPr>
+        <w:pStyle w:val="BodyText"/>
+      </w:pPr>
+      <w:r>
+        <w:t xml:space="preserve">AIGERIM: Значит, у вас хороший председатель и честные подделки, потому что они показали правду.</w:t>
+      </w:r>
+    </w:p>
+    <w:p>
+      <w:pPr>
+        <w:pStyle w:val="BodyText"/>
+      </w:pPr>
+      <w:r>
+        <w:t xml:space="preserve">CHOI: Айгерим, я буду звонить вам каждый месяц, и без контракта в кармане.</w:t>
+      </w:r>
+    </w:p>
+    <w:p>
+      <w:pPr>
+        <w:pStyle w:val="BodyText"/>
+      </w:pPr>
+      <w:r>
+        <w:t xml:space="preserve">AIGERIM: Джунхо-ага, вы и раньше мне звонили, только всегда с контрактом.</w:t>
+      </w:r>
+    </w:p>
+    <w:p>
+      <w:pPr>
+        <w:pStyle w:val="BodyText"/>
+      </w:pPr>
+      <w:r>
+        <w:t xml:space="preserve">DINARA: Я пришла сказать, что купила билет в Москву на апрель. И ещё: вчера вечером я позвонила каждой из своих пяти пациенток с подделками и сказала: «Настоящий будет. Не скоро. Но будет». Одна заплакала и сказала: «Мне впервые не обещают быстро».</w:t>
+      </w:r>
+    </w:p>
+    <w:p>
+      <w:pPr>
+        <w:pStyle w:val="BodyText"/>
+      </w:pPr>
+      <w:r>
+        <w:t xml:space="preserve">ALEKSEY: «Не скоро. Но будет». Это правильные слова, Динара.</w:t>
+      </w:r>
+    </w:p>
+    <w:p>
+      <w:pPr>
+        <w:pStyle w:val="BodyText"/>
+      </w:pPr>
+      <w:r>
+        <w:t xml:space="preserve">DINARA: Это по-казахски называется «асықпа», то есть «не спеши».</w:t>
+      </w:r>
+    </w:p>
+    <w:p>
+      <w:pPr>
+        <w:pStyle w:val="BodyText"/>
+      </w:pPr>
+      <w:r>
+        <w:t xml:space="preserve">CHOI: Асықпа. Я слышал это слово три года, а понял только сейчас.</w:t>
+      </w:r>
+    </w:p>
+    <w:p>
+      <w:pPr>
+        <w:pStyle w:val="BodyText"/>
+      </w:pPr>
+      <w:r>
+        <w:t xml:space="preserve">IRINA: Алексей, я считала с шести, как договорились, и новость плохая: рубль упал на девять процентов за неделю, а Центробанк собирается в пятницу. Возвращайтесь.</w:t>
+      </w:r>
+    </w:p>
+    <w:p>
+      <w:pPr>
+        <w:pStyle w:val="BodyText"/>
+      </w:pPr>
+      <w:r>
+        <w:t xml:space="preserve">ALEKSEY: Девять процентов. Значит, возвращаемся сегодня же.</w:t>
+      </w:r>
+    </w:p>
+    <w:p>
+      <w:pPr>
+        <w:pStyle w:val="BodyText"/>
+      </w:pPr>
+      <w:r>
+        <w:t xml:space="preserve">VADIM: Казахстан — пока нет, а рубль — уже да. Так получается?</w:t>
+      </w:r>
+    </w:p>
+    <w:p>
+      <w:pPr>
+        <w:pStyle w:val="BodyText"/>
+      </w:pPr>
+      <w:r>
+        <w:t xml:space="preserve">ALEKSEY: Так. Земля дрожит, поэтому мы укрепляем старый дом.</w:t>
       </w:r>
     </w:p>
     <w:p>
@@ -3453,7 +3453,7 @@
         <w:t xml:space="preserve">“</w:t>
       </w:r>
       <w:r>
-        <w:t xml:space="preserve">Тогда решение. Казахстан — пока нет. Не «нет». «Пока нет». Регистрацию начинаем, медленно и правильно. Айгерим — будущий партнёр, если согласится ждать. Динара — в очередь на экзамен. Подделки — в отчёт Седжин. Это всё, что мы сделаем в этом году.</w:t>
+        <w:t xml:space="preserve">Тогда решение. Казахстан — пока нет. Не «нет», а «пока нет». Регистрацию начинаем, медленно и правильно. Айгерим — будущий партнёр, если согласится ждать. Динара идёт в очередь на экзамен, а подделки — в отчёт Седжин. Это всё, что мы сделаем здесь в этом году.</w:t>
       </w:r>
       <w:r>
         <w:t xml:space="preserve">”</w:t>
@@ -3571,19 +3571,19 @@
               <w:jc w:val="left"/>
             </w:pPr>
             <w:r>
-              <w:t xml:space="preserve">Не «нет». «Пока нет».</w:t>
-            </w:r>
-          </w:p>
-        </w:tc>
-        <w:tc>
-          <w:tcPr/>
-          <w:p>
-            <w:pPr>
-              <w:pStyle w:val="Compact"/>
-              <w:jc w:val="left"/>
-            </w:pPr>
-            <w:r>
-              <w:t xml:space="preserve">뉘앙스 강조</w:t>
+              <w:t xml:space="preserve">Не «нет», а «пока нет».</w:t>
+            </w:r>
+          </w:p>
+        </w:tc>
+        <w:tc>
+          <w:tcPr/>
+          <w:p>
+            <w:pPr>
+              <w:pStyle w:val="Compact"/>
+              <w:jc w:val="left"/>
+            </w:pPr>
+            <w:r>
+              <w:t xml:space="preserve">не…, а… 뉘앙스 강조</w:t>
             </w:r>
           </w:p>
         </w:tc>
@@ -3685,19 +3685,19 @@
               <w:jc w:val="left"/>
             </w:pPr>
             <w:r>
-              <w:t xml:space="preserve">Динара — в очередь… Подделки — в отчёт…</w:t>
-            </w:r>
-          </w:p>
-        </w:tc>
-        <w:tc>
-          <w:tcPr/>
-          <w:p>
-            <w:pPr>
-              <w:pStyle w:val="Compact"/>
-              <w:jc w:val="left"/>
-            </w:pPr>
-            <w:r>
-              <w:t xml:space="preserve">동사 생략 대구</w:t>
+              <w:t xml:space="preserve">Динара идёт в очередь…, а подделки — в отчёт…</w:t>
+            </w:r>
+          </w:p>
+        </w:tc>
+        <w:tc>
+          <w:tcPr/>
+          <w:p>
+            <w:pPr>
+              <w:pStyle w:val="Compact"/>
+              <w:jc w:val="left"/>
+            </w:pPr>
+            <w:r>
+              <w:t xml:space="preserve">а로 잇는 대구, 동사 생략</w:t>
             </w:r>
           </w:p>
         </w:tc>
@@ -3723,7 +3723,7 @@
               <w:jc w:val="left"/>
             </w:pPr>
             <w:r>
-              <w:t xml:space="preserve">Это всё, что мы сделаем в этом году.</w:t>
+              <w:t xml:space="preserve">Это всё, что мы сделаем здесь в этом году.</w:t>
             </w:r>
           </w:p>
         </w:tc>
@@ -3759,7 +3759,7 @@
         <w:t xml:space="preserve">“</w:t>
       </w:r>
       <w:r>
-        <w:t xml:space="preserve">Тогда решение. X — пока нет. Не «нет». «Пока нет». … начинаем… Y — …, если… Это всё, что…</w:t>
+        <w:t xml:space="preserve">Тогда решение. X — пока нет. Не «нет», а «пока нет». … начинаем… Y — …, если… …, а… Это всё, что…</w:t>
       </w:r>
       <w:r>
         <w:t xml:space="preserve">”</w:t>
@@ -3778,7 +3778,7 @@
         <w:t xml:space="preserve"> </w:t>
       </w:r>
       <w:r>
-        <w:t xml:space="preserve">тогда · если · всё, что</w:t>
+        <w:t xml:space="preserve">тогда · не…, а · если · а · всё, что</w:t>
       </w:r>
       <w:r>
         <w:t xml:space="preserve"> </w:t>
@@ -3794,7 +3794,7 @@
         <w:t xml:space="preserve"> </w:t>
       </w:r>
       <w:r>
-        <w:t xml:space="preserve">지금은 하지 않지만 준비는 시작하는 결정을 30~40단어로 발표하기.</w:t>
+        <w:t xml:space="preserve">지금은 하지 않지만 준비는 시작하는 결정을 35~60단어로 발표하기.</w:t>
       </w:r>
     </w:p>
     <w:bookmarkEnd w:id="30"/>
@@ -4307,119 +4307,119 @@
         <w:pStyle w:val="FirstParagraph"/>
       </w:pPr>
       <w:r>
-        <w:t xml:space="preserve">최: 살레메트시즈 베! 카자흐어예요. 「안녕하세요」. 알마티에 오신 걸 환영해요. 내 두 번째 집이에요.</w:t>
-      </w:r>
-    </w:p>
-    <w:p>
-      <w:pPr>
-        <w:pStyle w:val="BodyText"/>
-      </w:pPr>
-      <w:r>
-        <w:t xml:space="preserve">알렉세이: 최 부사장님. 마중 나오셨어요? 직접?</w:t>
-      </w:r>
-    </w:p>
-    <w:p>
-      <w:pPr>
-        <w:pStyle w:val="BodyText"/>
-      </w:pPr>
-      <w:r>
-        <w:t xml:space="preserve">최: 직접. 알마티에선 손님을 직접 맞아요. 3년 동안 배운 거예요. 그리고 하나 더 — 서두르지 않기.</w:t>
-      </w:r>
-    </w:p>
-    <w:p>
-      <w:pPr>
-        <w:pStyle w:val="BodyText"/>
-      </w:pPr>
-      <w:r>
-        <w:t xml:space="preserve">바딤: 서두르지 않기? 부사장님이요? 탱크가?</w:t>
-      </w:r>
-    </w:p>
-    <w:p>
-      <w:pPr>
-        <w:pStyle w:val="BodyText"/>
-      </w:pPr>
-      <w:r>
-        <w:t xml:space="preserve">최: 모스크바에선 — 탱크. 알마티에선 — 아니에요. 여기선 탱크도 천천히 다녀요. 교통 체증. 그리고 산.</w:t>
-      </w:r>
-    </w:p>
-    <w:p>
-      <w:pPr>
-        <w:pStyle w:val="BodyText"/>
-      </w:pPr>
-      <w:r>
-        <w:t xml:space="preserve">알렉세이: 산. 도시 바로 뒤에. 꼭대기에 눈. 벽 같네요.</w:t>
-      </w:r>
-    </w:p>
-    <w:p>
-      <w:pPr>
-        <w:pStyle w:val="BodyText"/>
-      </w:pPr>
-      <w:r>
-        <w:t xml:space="preserve">최: 자일리스키 알라타우. 4천 미터. 아침에 보세요. 낮엔 — 스모그.</w:t>
-      </w:r>
-    </w:p>
-    <w:p>
-      <w:pPr>
-        <w:pStyle w:val="BodyText"/>
-      </w:pPr>
-      <w:r>
-        <w:t xml:space="preserve">바딤: 아름답네요. 하지만 일 때문에 왔어요. 사흘. 미팅 넷. 시장, 유통사, 클리닉, 등록.</w:t>
-      </w:r>
-    </w:p>
-    <w:p>
-      <w:pPr>
-        <w:pStyle w:val="BodyText"/>
-      </w:pPr>
-      <w:r>
-        <w:t xml:space="preserve">최: 사흘. 좋아요. 첫 미팅은 — 11시. 아이게림 세이트카지예바, 「알라타우 메드」. 8년 전 삼성에서 같이 일했어요. 그땐 인턴이었죠, 커피를 갖다주고 내 러시아어 실수를 고쳐 줬어요. 아무도 못 보게 조용히.</w:t>
-      </w:r>
-    </w:p>
-    <w:p>
-      <w:pPr>
-        <w:pStyle w:val="BodyText"/>
-      </w:pPr>
-      <w:r>
-        <w:t xml:space="preserve">알렉세이: 인턴이요? 지금은요?</w:t>
-      </w:r>
-    </w:p>
-    <w:p>
-      <w:pPr>
-        <w:pStyle w:val="BodyText"/>
-      </w:pPr>
-      <w:r>
-        <w:t xml:space="preserve">최: 지금은 약국 120곳과 창고가 있어요. 맨손으로 시작했어요. 당신들처럼.</w:t>
-      </w:r>
-    </w:p>
-    <w:p>
-      <w:pPr>
-        <w:pStyle w:val="BodyText"/>
-      </w:pPr>
-      <w:r>
-        <w:t xml:space="preserve">바딤: 약국 120곳. 진지하네요. 필러도 취급해요?</w:t>
-      </w:r>
-    </w:p>
-    <w:p>
-      <w:pPr>
-        <w:pStyle w:val="BodyText"/>
-      </w:pPr>
-      <w:r>
-        <w:t xml:space="preserve">최: 아니요. 원칙상. 당신들의 자보드치코프처럼. 왜인지 봅시다.</w:t>
-      </w:r>
-    </w:p>
-    <w:p>
-      <w:pPr>
-        <w:pStyle w:val="BodyText"/>
-      </w:pPr>
-      <w:r>
-        <w:t xml:space="preserve">알렉세이: 이사회가 그랬죠: 「연구. 도약 아님」. 비행기에서부터 되뇌고 있어요.</w:t>
-      </w:r>
-    </w:p>
-    <w:p>
-      <w:pPr>
-        <w:pStyle w:val="BodyText"/>
-      </w:pPr>
-      <w:r>
-        <w:t xml:space="preserve">바딤: 난 「서두르지 말 것」을요. 보리스 이고레비치가 아침에 전화하셨어요. 5시에. 모스크바 시간. 한 단어만 하셨어요: 「봐라」.</w:t>
+        <w:t xml:space="preserve">최: 살레메트시즈 베! 카자흐어로 「안녕하세요」라는 뜻이에요. 제 두 번째 집, 알마티에 오신 걸 환영해요.</w:t>
+      </w:r>
+    </w:p>
+    <w:p>
+      <w:pPr>
+        <w:pStyle w:val="BodyText"/>
+      </w:pPr>
+      <w:r>
+        <w:t xml:space="preserve">알렉세이: 최 부사장님? 직접 마중 나오셨어요?</w:t>
+      </w:r>
+    </w:p>
+    <w:p>
+      <w:pPr>
+        <w:pStyle w:val="BodyText"/>
+      </w:pPr>
+      <w:r>
+        <w:t xml:space="preserve">최: 직접이요. 알마티에선 손님을 직접 맞이하거든요. 3년 동안 그걸 배웠고, 여기선 서두르지 않는다는 것도 배웠어요.</w:t>
+      </w:r>
+    </w:p>
+    <w:p>
+      <w:pPr>
+        <w:pStyle w:val="BodyText"/>
+      </w:pPr>
+      <w:r>
+        <w:t xml:space="preserve">바딤: 서두르지 않는다고요? 우리 탱크가 그런 말을 해요?</w:t>
+      </w:r>
+    </w:p>
+    <w:p>
+      <w:pPr>
+        <w:pStyle w:val="BodyText"/>
+      </w:pPr>
+      <w:r>
+        <w:t xml:space="preserve">최: 모스크바에선 탱크지만, 알마티에선 아니에요. 여긴 교통 체증과 산 때문에 탱크도 천천히 다녀요.</w:t>
+      </w:r>
+    </w:p>
+    <w:p>
+      <w:pPr>
+        <w:pStyle w:val="BodyText"/>
+      </w:pPr>
+      <w:r>
+        <w:t xml:space="preserve">알렉세이: 도시 바로 뒤에 꼭대기에 눈 덮인 산이 벽처럼 서 있네요.</w:t>
+      </w:r>
+    </w:p>
+    <w:p>
+      <w:pPr>
+        <w:pStyle w:val="BodyText"/>
+      </w:pPr>
+      <w:r>
+        <w:t xml:space="preserve">최: 자일리스키 알라타우, 4천 미터예요. 아침에 보세요. 낮엔 스모그가 끼거든요.</w:t>
+      </w:r>
+    </w:p>
+    <w:p>
+      <w:pPr>
+        <w:pStyle w:val="BodyText"/>
+      </w:pPr>
+      <w:r>
+        <w:t xml:space="preserve">바딤: 멋지네요. 하지만 우린 일하러 왔어요. 사흘에 미팅 네 개요. 시장, 유통사, 클리닉, 등록.</w:t>
+      </w:r>
+    </w:p>
+    <w:p>
+      <w:pPr>
+        <w:pStyle w:val="BodyText"/>
+      </w:pPr>
+      <w:r>
+        <w:t xml:space="preserve">최: 사흘, 좋아요. 첫 미팅은 11시, 「알라타우 메드」의 아이게림 세이트카지예바예요. 8년 전 삼성에서 제 인턴이었어요. 커피를 가져다주고, 아무도 못 보게 조용히 제 러시아어 실수를 고쳐 줬죠.</w:t>
+      </w:r>
+    </w:p>
+    <w:p>
+      <w:pPr>
+        <w:pStyle w:val="BodyText"/>
+      </w:pPr>
+      <w:r>
+        <w:t xml:space="preserve">알렉세이: 인턴이었다고요? 지금은요?</w:t>
+      </w:r>
+    </w:p>
+    <w:p>
+      <w:pPr>
+        <w:pStyle w:val="BodyText"/>
+      </w:pPr>
+      <w:r>
+        <w:t xml:space="preserve">최: 지금은 약국 120곳과 창고를 가지고 있어요. 당신들처럼 맨손으로 시작했죠.</w:t>
+      </w:r>
+    </w:p>
+    <w:p>
+      <w:pPr>
+        <w:pStyle w:val="BodyText"/>
+      </w:pPr>
+      <w:r>
+        <w:t xml:space="preserve">바딤: 약국 120곳이면 대단하네요. 필러도 취급해요?</w:t>
+      </w:r>
+    </w:p>
+    <w:p>
+      <w:pPr>
+        <w:pStyle w:val="BodyText"/>
+      </w:pPr>
+      <w:r>
+        <w:t xml:space="preserve">최: 아니요, 원칙적으로요. 당신들의 자보드치코프처럼요. 왜 그런지 보죠.</w:t>
+      </w:r>
+    </w:p>
+    <w:p>
+      <w:pPr>
+        <w:pStyle w:val="BodyText"/>
+      </w:pPr>
+      <w:r>
+        <w:t xml:space="preserve">알렉세이: 이사회가 「도약이 아니라 조사」라고 했어요. 비행기에서부터 계속 되뇌고 있어요.</w:t>
+      </w:r>
+    </w:p>
+    <w:p>
+      <w:pPr>
+        <w:pStyle w:val="BodyText"/>
+      </w:pPr>
+      <w:r>
+        <w:t xml:space="preserve">바딤: 전 「서두르지 말 것」을 되뇌고 있어요. 보리스 이고레비치가 아침에, 모스크바 시간 새벽 5시에 전화해서 딱 한마디 하셨어요. 「잘 봐」.</w:t>
       </w:r>
     </w:p>
     <w:bookmarkEnd w:id="33"/>
@@ -4437,143 +4437,143 @@
         <w:pStyle w:val="FirstParagraph"/>
       </w:pPr>
       <w:r>
-        <w:t xml:space="preserve">아이게림: 들어오세요. 차가 — 먼저예요. 여긴 그래요. 준호 아가, 말씀하셨어요?</w:t>
-      </w:r>
-    </w:p>
-    <w:p>
-      <w:pPr>
-        <w:pStyle w:val="BodyText"/>
-      </w:pPr>
-      <w:r>
-        <w:t xml:space="preserve">최: 했어. 차는 알아. 카잔에 가 봤대.</w:t>
-      </w:r>
-    </w:p>
-    <w:p>
-      <w:pPr>
-        <w:pStyle w:val="BodyText"/>
-      </w:pPr>
-      <w:r>
-        <w:t xml:space="preserve">아이게림: 카잔 — 좋네요. 거긴 알죠. 자. 카자흐스탄에 오고 싶으시다고요. 알고 싶어요 — 왜 지금이에요?</w:t>
-      </w:r>
-    </w:p>
-    <w:p>
-      <w:pPr>
-        <w:pStyle w:val="BodyText"/>
-      </w:pPr>
-      <w:r>
-        <w:t xml:space="preserve">바딤: 시장이 크고 있으니까요. 알마티, 아스타나, 심켄트 — 연간 시술 수백만 건. 평균 객단가가 우리 지방보다 높아요. 시스템을 갖춘 경쟁자는 — 0. 그리고 우리에겐 최고의 시스템을 갖춘 최고의 제품이 있어요. 이게 내 답이에요. 알렉세이 니콜라예비치는 자기 답을 말할 거예요. 그분은 달라요.</w:t>
-      </w:r>
-    </w:p>
-    <w:p>
-      <w:pPr>
-        <w:pStyle w:val="BodyText"/>
-      </w:pPr>
-      <w:r>
-        <w:t xml:space="preserve">알렉세이: 내 답은 — 지금인지 확신이 없다는 거예요. 보러 왔어요. 팔러 온 게 아니라.</w:t>
-      </w:r>
-    </w:p>
-    <w:p>
-      <w:pPr>
-        <w:pStyle w:val="BodyText"/>
-      </w:pPr>
-      <w:r>
-        <w:t xml:space="preserve">아이게림: 보러. 드문 일이네요. 보통은 팔러 와요. 주머니에 계약서를 넣고.</w:t>
-      </w:r>
-    </w:p>
-    <w:p>
-      <w:pPr>
-        <w:pStyle w:val="BodyText"/>
-      </w:pPr>
-      <w:r>
-        <w:t xml:space="preserve">바딤: 주머니에 계약서 있어요. 초안. 꺼내지 않을게요.</w:t>
-      </w:r>
-    </w:p>
-    <w:p>
-      <w:pPr>
-        <w:pStyle w:val="BodyText"/>
-      </w:pPr>
-      <w:r>
-        <w:t xml:space="preserve">아이게림: 말씀해 줘서 고마워요. 정직하네요. 이제 — 내 질문. 그 젤, 카자흐스탄에 등록돼 있어요?</w:t>
-      </w:r>
-    </w:p>
-    <w:p>
-      <w:pPr>
-        <w:pStyle w:val="BodyText"/>
-      </w:pPr>
-      <w:r>
-        <w:t xml:space="preserve">알렉세이: 아니요. 러시아에만. 국가 등록이에요.</w:t>
-      </w:r>
-    </w:p>
-    <w:p>
-      <w:pPr>
-        <w:pStyle w:val="BodyText"/>
-      </w:pPr>
-      <w:r>
-        <w:t xml:space="preserve">아이게림: 그럼 여기선 주사기 한 개도 못 팔아요. 나를 통해서든 누구를 통해서든.</w:t>
-      </w:r>
-    </w:p>
-    <w:p>
-      <w:pPr>
-        <w:pStyle w:val="BodyText"/>
-      </w:pPr>
-      <w:r>
-        <w:t xml:space="preserve">올가: 올가예요. 모스크바에서 연결돼 있어요. 확인해요. 러시아 등록은 카자흐스탄에서 효력이 없어요. 카자흐스탄 등록이 필요해요, 국가 전문감정센터를 통해서. 아니면 유라시아경제연합 규정에 따른 등록 — 연합 다섯 나라 전부에 한 번에. 다른 길이에요. 둘 다 길고요.</w:t>
-      </w:r>
-    </w:p>
-    <w:p>
-      <w:pPr>
-        <w:pStyle w:val="BodyText"/>
-      </w:pPr>
-      <w:r>
-        <w:t xml:space="preserve">아이게림: 얼마나 걸려요?</w:t>
-      </w:r>
-    </w:p>
-    <w:p>
-      <w:pPr>
-        <w:pStyle w:val="BodyText"/>
-      </w:pPr>
-      <w:r>
-        <w:t xml:space="preserve">올가: 국가 등록은 — 12개월에서 14개월. 연합 규정은 — 더 길지만, 그 뒤엔 벨라루스, 아르메니아, 키르기스스탄 — 새 등록 없이 돼요. 서류는 그쪽 양식으로 다시 써야 하고요. 시험도 — 일부는 새로. 오래 걸려요. 하지만 정직한 길이에요.</w:t>
-      </w:r>
-    </w:p>
-    <w:p>
-      <w:pPr>
-        <w:pStyle w:val="BodyText"/>
-      </w:pPr>
-      <w:r>
-        <w:t xml:space="preserve">바딤: 14개월. 이건… 내 슬라이드에 있던 게 아닌데요.</w:t>
-      </w:r>
-    </w:p>
-    <w:p>
-      <w:pPr>
-        <w:pStyle w:val="BodyText"/>
-      </w:pPr>
-      <w:r>
-        <w:t xml:space="preserve">올가: 슬라이드는 서류보다 빨리 써지죠. 전직 등록 담당으로서 말씀드려요. 20년.</w:t>
-      </w:r>
-    </w:p>
-    <w:p>
-      <w:pPr>
-        <w:pStyle w:val="BodyText"/>
-      </w:pPr>
-      <w:r>
-        <w:t xml:space="preserve">아이게림: 내가 왜 필러를 안 다루는지 말해도 될까요? 중요해요.</w:t>
-      </w:r>
-    </w:p>
-    <w:p>
-      <w:pPr>
-        <w:pStyle w:val="BodyText"/>
-      </w:pPr>
-      <w:r>
-        <w:t xml:space="preserve">알렉세이: 말씀하세요.</w:t>
-      </w:r>
-    </w:p>
-    <w:p>
-      <w:pPr>
-        <w:pStyle w:val="BodyText"/>
-      </w:pPr>
-      <w:r>
-        <w:t xml:space="preserve">아이게림: 카자흐스탄 필러의 절반이 회색이라서요. 호르고스를 통해서. 중국 국경. 한국 상자, 한국 라벨, 안에는 — 뭔지 몰라요. 5년 전에 거절했어요. 고객을 잃었죠. 페테르부르크의 마리나처럼.</w:t>
+        <w:t xml:space="preserve">아이게림: 들어오세요. 하지만 먼저 차부터예요, 여기선 그렇게 해요. 준호 아가, 이분들께 말씀하셨어요?</w:t>
+      </w:r>
+    </w:p>
+    <w:p>
+      <w:pPr>
+        <w:pStyle w:val="BodyText"/>
+      </w:pPr>
+      <w:r>
+        <w:t xml:space="preserve">최: 했어요. 카잔에 다녀와서 차에 대해선 알아요.</w:t>
+      </w:r>
+    </w:p>
+    <w:p>
+      <w:pPr>
+        <w:pStyle w:val="BodyText"/>
+      </w:pPr>
+      <w:r>
+        <w:t xml:space="preserve">아이게림: 카잔이면 좋네요, 거긴 이해하죠. 자, 카자흐스탄에 오고 싶으시다고요. 그런데 왜 하필 지금인지 알고 싶어요.</w:t>
+      </w:r>
+    </w:p>
+    <w:p>
+      <w:pPr>
+        <w:pStyle w:val="BodyText"/>
+      </w:pPr>
+      <w:r>
+        <w:t xml:space="preserve">바딤: 시장이 크고 있으니까요. 알마티, 아스타나, 심켄트는 1년에 시술이 수백만 건이고, 평균 단가가 우리 지방보다 높아요. 시스템을 갖춘 경쟁자는 없고, 우리에겐 최고의 시스템과 최고의 제품이 있어요. 이게 제 답이고, 알렉세이 니콜라예비치는 다른 답을 하실 거예요.</w:t>
+      </w:r>
+    </w:p>
+    <w:p>
+      <w:pPr>
+        <w:pStyle w:val="BodyText"/>
+      </w:pPr>
+      <w:r>
+        <w:t xml:space="preserve">알렉세이: 제 답은 이래요. 꼭 지금이어야 하는지 모르겠어요. 우린 보러 왔어요. 팔러 온 게 아니에요.</w:t>
+      </w:r>
+    </w:p>
+    <w:p>
+      <w:pPr>
+        <w:pStyle w:val="BodyText"/>
+      </w:pPr>
+      <w:r>
+        <w:t xml:space="preserve">아이게림: 보러요? 드문 일이네요. 보통 저한테는 주머니에 계약서를 넣고 팔러 오거든요.</w:t>
+      </w:r>
+    </w:p>
+    <w:p>
+      <w:pPr>
+        <w:pStyle w:val="BodyText"/>
+      </w:pPr>
+      <w:r>
+        <w:t xml:space="preserve">바딤: 제 주머니에도 계약서 초안이 있어요. 하지만 꺼내지 않을게요, 약속해요.</w:t>
+      </w:r>
+    </w:p>
+    <w:p>
+      <w:pPr>
+        <w:pStyle w:val="BodyText"/>
+      </w:pPr>
+      <w:r>
+        <w:t xml:space="preserve">아이게림: 말씀해 주셔서 고마워요, 정직하네요. 이제 제 질문이에요. 젤이 카자흐스탄에 등록돼 있나요?</w:t>
+      </w:r>
+    </w:p>
+    <w:p>
+      <w:pPr>
+        <w:pStyle w:val="BodyText"/>
+      </w:pPr>
+      <w:r>
+        <w:t xml:space="preserve">알렉세이: 아니요, 러시아에만요. 국내 등록이에요.</w:t>
+      </w:r>
+    </w:p>
+    <w:p>
+      <w:pPr>
+        <w:pStyle w:val="BodyText"/>
+      </w:pPr>
+      <w:r>
+        <w:t xml:space="preserve">아이게림: 그럼 여기선 주사기 하나도 못 팔아요. 저를 통해서든 다른 누구를 통해서든요.</w:t>
+      </w:r>
+    </w:p>
+    <w:p>
+      <w:pPr>
+        <w:pStyle w:val="BodyText"/>
+      </w:pPr>
+      <w:r>
+        <w:t xml:space="preserve">올가: 올가예요, 모스크바에서 연결돼 있어요. 확인해 드려요. 러시아 등록은 카자흐스탄에서 효력이 없어요. 국가전문심사센터를 통한 카자흐스탄 등록이 필요하거나, 유라시아경제연합 규정에 따라 연합 5개국 모두에 한 번에 등록해야 해요. 다른 길이고, 둘 다 길어요.</w:t>
+      </w:r>
+    </w:p>
+    <w:p>
+      <w:pPr>
+        <w:pStyle w:val="BodyText"/>
+      </w:pPr>
+      <w:r>
+        <w:t xml:space="preserve">아이게림: 각각 시간이 얼마나 걸리죠?</w:t>
+      </w:r>
+    </w:p>
+    <w:p>
+      <w:pPr>
+        <w:pStyle w:val="BodyText"/>
+      </w:pPr>
+      <w:r>
+        <w:t xml:space="preserve">올가: 국내 등록은 12개월에서 14개월이요. 연합 규정은 더 오래 걸리지만, 그다음엔 벨라루스, 아르메니아, 키르기스스탄은 새로 등록할 필요가 없어요. 서류는 그쪽 양식으로 다시 써야 하고, 시험도 일부 다시 해야 해요. 오래 걸리지만 정직한 길이에요.</w:t>
+      </w:r>
+    </w:p>
+    <w:p>
+      <w:pPr>
+        <w:pStyle w:val="BodyText"/>
+      </w:pPr>
+      <w:r>
+        <w:t xml:space="preserve">바딤: 14개월이요? 그건… 제 슬라이드에 있던 거랑 완전히 달라요.</w:t>
+      </w:r>
+    </w:p>
+    <w:p>
+      <w:pPr>
+        <w:pStyle w:val="BodyText"/>
+      </w:pPr>
+      <w:r>
+        <w:t xml:space="preserve">올가: 슬라이드는 서류보다 빨리 써지죠. 20년 경력의 전직 등록 담당자로서 드리는 말씀이에요.</w:t>
+      </w:r>
+    </w:p>
+    <w:p>
+      <w:pPr>
+        <w:pStyle w:val="BodyText"/>
+      </w:pPr>
+      <w:r>
+        <w:t xml:space="preserve">아이게림: 제가 왜 필러를 안 다루는지 말해도 될까요? 우리 얘기에 중요해요.</w:t>
+      </w:r>
+    </w:p>
+    <w:p>
+      <w:pPr>
+        <w:pStyle w:val="BodyText"/>
+      </w:pPr>
+      <w:r>
+        <w:t xml:space="preserve">알렉세이: 말씀해 주세요, 마침 그걸 여쭤보려던 참이에요.</w:t>
+      </w:r>
+    </w:p>
+    <w:p>
+      <w:pPr>
+        <w:pStyle w:val="BodyText"/>
+      </w:pPr>
+      <w:r>
+        <w:t xml:space="preserve">아이게림: 카자흐스탄 필러의 절반이 회색이고, 중국 국경 호르고스를 통해 들어오거든요. 상자도 한국산, 라벨도 한국산인데 안에 뭐가 들었는지는 몰라요. 5년 전에 거절했고, 페테르부르크의 마리나처럼 고객을 잃었어요.</w:t>
       </w:r>
     </w:p>
     <w:p>
@@ -4589,55 +4589,55 @@
         <w:pStyle w:val="BodyText"/>
       </w:pPr>
       <w:r>
-        <w:t xml:space="preserve">아이게림: 준호 아가가 얘기해 줬어요. 공항부터 내내, 전화로. 여러분을 아주 칭찬해요. 그분한텐 말하지 마세요.</w:t>
-      </w:r>
-    </w:p>
-    <w:p>
-      <w:pPr>
-        <w:pStyle w:val="BodyText"/>
-      </w:pPr>
-      <w:r>
-        <w:t xml:space="preserve">최: 아이게림, 그건 통역하지 마.</w:t>
-      </w:r>
-    </w:p>
-    <w:p>
-      <w:pPr>
-        <w:pStyle w:val="BodyText"/>
-      </w:pPr>
-      <w:r>
-        <w:t xml:space="preserve">아이게림: 통역 안 해요. 러시아어로 말했잖아요.</w:t>
-      </w:r>
-    </w:p>
-    <w:p>
-      <w:pPr>
-        <w:pStyle w:val="BodyText"/>
-      </w:pPr>
-      <w:r>
-        <w:t xml:space="preserve">바딤: 호르고스. 회색. 누가 들여와요?</w:t>
-      </w:r>
-    </w:p>
-    <w:p>
-      <w:pPr>
-        <w:pStyle w:val="BodyText"/>
-      </w:pPr>
-      <w:r>
-        <w:t xml:space="preserve">아이게림: 여러 곳이요. 제일 큰 데가 — 「카즈메드트레이드」. 여기, 알마티. 아세요?</w:t>
-      </w:r>
-    </w:p>
-    <w:p>
-      <w:pPr>
-        <w:pStyle w:val="BodyText"/>
-      </w:pPr>
-      <w:r>
-        <w:t xml:space="preserve">알렉세이: 알아요. 그쪽을 통해 폴란드 로트가 러시아로 갔어요. 보이코에게. 회색이지만 정품. 그리고 그 옆엔 — 위조품. 형사 사건이었죠.</w:t>
-      </w:r>
-    </w:p>
-    <w:p>
-      <w:pPr>
-        <w:pStyle w:val="BodyText"/>
-      </w:pPr>
-      <w:r>
-        <w:t xml:space="preserve">아이게림: 그럼 저보다 더 잘 아시네요. 「카즈메드트레이드」는 아직 영업해요. 새 대표. 옛 창고.</w:t>
+        <w:t xml:space="preserve">아이게림: 준호 아가가 공항에서 오는 내내 전화로 얘기했어요. 당신들을 엄청 칭찬하는데, 본인한텐 말하지 마세요.</w:t>
+      </w:r>
+    </w:p>
+    <w:p>
+      <w:pPr>
+        <w:pStyle w:val="BodyText"/>
+      </w:pPr>
+      <w:r>
+        <w:t xml:space="preserve">최: 아이게림, 그건 통역하지 마요.</w:t>
+      </w:r>
+    </w:p>
+    <w:p>
+      <w:pPr>
+        <w:pStyle w:val="BodyText"/>
+      </w:pPr>
+      <w:r>
+        <w:t xml:space="preserve">아이게림: 통역 안 해요. 러시아어로 말한 거예요.</w:t>
+      </w:r>
+    </w:p>
+    <w:p>
+      <w:pPr>
+        <w:pStyle w:val="BodyText"/>
+      </w:pPr>
+      <w:r>
+        <w:t xml:space="preserve">바딤: 호르고스와 회색 필러라… 정확히 누가 들여와요?</w:t>
+      </w:r>
+    </w:p>
+    <w:p>
+      <w:pPr>
+        <w:pStyle w:val="BodyText"/>
+      </w:pPr>
+      <w:r>
+        <w:t xml:space="preserve">아이게림: 여러 곳인데, 가장 큰 곳은 여기 알마티의 「카즈메드트레이드」예요. 아세요?</w:t>
+      </w:r>
+    </w:p>
+    <w:p>
+      <w:pPr>
+        <w:pStyle w:val="BodyText"/>
+      </w:pPr>
+      <w:r>
+        <w:t xml:space="preserve">알렉세이: 알아요. 그곳을 통해 폴란드 로트가 러시아의 보이코에게 갔어요. 회색이지만 진품이었는데, 그 옆엔 가짜가 있었죠. 형사 사건이 됐어요.</w:t>
+      </w:r>
+    </w:p>
+    <w:p>
+      <w:pPr>
+        <w:pStyle w:val="BodyText"/>
+      </w:pPr>
+      <w:r>
+        <w:t xml:space="preserve">아이게림: 그럼 저보다 더 많이 아시네요. 「카즈메드트레이드」는 아직도 영업해요. 대표는 새 사람이고 창고는 그대로예요.</w:t>
       </w:r>
     </w:p>
     <w:p>
@@ -4653,63 +4653,63 @@
         <w:pStyle w:val="BodyText"/>
       </w:pPr>
       <w:r>
-        <w:t xml:space="preserve">알렉세이: …「카즈메드트레이드」와 한 상자에 서 있게 되는 거죠. 바로 옆 같은 상자에. 셰르시뇨프처럼.</w:t>
-      </w:r>
-    </w:p>
-    <w:p>
-      <w:pPr>
-        <w:pStyle w:val="BodyText"/>
-      </w:pPr>
-      <w:r>
-        <w:t xml:space="preserve">아이게림: 그래서 필러를 안 다뤄요. 그런데 여러분 젤은… 다루고 싶어요. 모든 게 규칙대로라면: 등록, 코드, 교육. 여러분 일지를 봤어요, 준호 아가가 보내 줬어요. 알마티에서 그런 일지는 누구한테서도 못 봤어요. 나한테서도.</w:t>
-      </w:r>
-    </w:p>
-    <w:p>
-      <w:pPr>
-        <w:pStyle w:val="BodyText"/>
-      </w:pPr>
-      <w:r>
-        <w:t xml:space="preserve">최: 내가 보냈어요. 허락 없이. 미안해요, 이리나.</w:t>
-      </w:r>
-    </w:p>
-    <w:p>
-      <w:pPr>
-        <w:pStyle w:val="BodyText"/>
-      </w:pPr>
-      <w:r>
-        <w:t xml:space="preserve">이리나: 듣고 있어요. 용서할게요. 한 번만. 올가 페트로브나처럼.</w:t>
-      </w:r>
-    </w:p>
-    <w:p>
-      <w:pPr>
-        <w:pStyle w:val="BodyText"/>
-      </w:pPr>
-      <w:r>
-        <w:t xml:space="preserve">아이게림: 내 일지는 — 2009년부터예요. 종이와 전자. 보시겠어요?</w:t>
-      </w:r>
-    </w:p>
-    <w:p>
-      <w:pPr>
-        <w:pStyle w:val="BodyText"/>
-      </w:pPr>
-      <w:r>
-        <w:t xml:space="preserve">바딤: 2009년부터? 자보드치코프와 같네요. 같은 해.</w:t>
-      </w:r>
-    </w:p>
-    <w:p>
-      <w:pPr>
-        <w:pStyle w:val="BodyText"/>
-      </w:pPr>
-      <w:r>
-        <w:t xml:space="preserve">아이게림: 2009년엔 여기 나쁜 백신이 많았어요. 그때 일지를 시작한 사람은 다 좋은 삶에서 시작한 게 아니에요.</w:t>
-      </w:r>
-    </w:p>
-    <w:p>
-      <w:pPr>
-        <w:pStyle w:val="BodyText"/>
-      </w:pPr>
-      <w:r>
-        <w:t xml:space="preserve">알렉세이: 좋은 삶에서가 아니다. 우리도요. 우리의 좋은 건 다 — 재앙 뒤에 생겼어요.</w:t>
+        <w:t xml:space="preserve">알렉세이: …「카즈메드트레이드」와 같은 상자 안에, 셰르시뇨프 때처럼 같은 상자 옆에 서게 되는 거죠.</w:t>
+      </w:r>
+    </w:p>
+    <w:p>
+      <w:pPr>
+        <w:pStyle w:val="BodyText"/>
+      </w:pPr>
+      <w:r>
+        <w:t xml:space="preserve">아이게림: 그래서 제가 필러를 안 다루는 거예요. 하지만 당신들 젤이라면… 다루겠어요. 등록, 코드, 교육까지 규정대로라면요. 준호 아가가 보내 준 일지를 봤는데, 알마티에선 누구에게서도, 저한테서조차 그런 일지를 본 적이 없어요.</w:t>
+      </w:r>
+    </w:p>
+    <w:p>
+      <w:pPr>
+        <w:pStyle w:val="BodyText"/>
+      </w:pPr>
+      <w:r>
+        <w:t xml:space="preserve">최: 제가 보냈어요, 허락도 없이요. 죄송해요, 이리나.</w:t>
+      </w:r>
+    </w:p>
+    <w:p>
+      <w:pPr>
+        <w:pStyle w:val="BodyText"/>
+      </w:pPr>
+      <w:r>
+        <w:t xml:space="preserve">이리나: 다 들려요. 용서할게요. 올가 페트로브나처럼, 딱 한 번만요.</w:t>
+      </w:r>
+    </w:p>
+    <w:p>
+      <w:pPr>
+        <w:pStyle w:val="BodyText"/>
+      </w:pPr>
+      <w:r>
+        <w:t xml:space="preserve">아이게림: 제 일지는 2009년부터예요. 종이와 전자 둘 다요. 보시겠어요?</w:t>
+      </w:r>
+    </w:p>
+    <w:p>
+      <w:pPr>
+        <w:pStyle w:val="BodyText"/>
+      </w:pPr>
+      <w:r>
+        <w:t xml:space="preserve">바딤: 2009년부터요? 자보드치코프와 같은 해네요.</w:t>
+      </w:r>
+    </w:p>
+    <w:p>
+      <w:pPr>
+        <w:pStyle w:val="BodyText"/>
+      </w:pPr>
+      <w:r>
+        <w:t xml:space="preserve">아이게림: 2009년에 여기 나쁜 백신이 많았어요. 그때 일지를 시작한 사람들은 다 좋은 시절이라 시작한 게 아니었죠.</w:t>
+      </w:r>
+    </w:p>
+    <w:p>
+      <w:pPr>
+        <w:pStyle w:val="BodyText"/>
+      </w:pPr>
+      <w:r>
+        <w:t xml:space="preserve">알렉세이: 좋은 시절이라서가 아니라… 우리도 그래요. 우리의 좋은 건 다 재앙 뒤에 생겼어요.</w:t>
       </w:r>
     </w:p>
     <w:bookmarkEnd w:id="34"/>
@@ -4727,239 +4727,239 @@
         <w:pStyle w:val="FirstParagraph"/>
       </w:pPr>
       <w:r>
-        <w:t xml:space="preserve">디나라: 디나라 아베노바. 피부과 의사. 20년. 앉으세요. 보세요. 이게 — 일주일이에요.</w:t>
-      </w:r>
-    </w:p>
-    <w:p>
-      <w:pPr>
-        <w:pStyle w:val="BodyText"/>
-      </w:pPr>
-      <w:r>
-        <w:t xml:space="preserve">알렉세이: 차트 다섯 장. 전부 — 합병증이에요?</w:t>
-      </w:r>
-    </w:p>
-    <w:p>
-      <w:pPr>
-        <w:pStyle w:val="BodyText"/>
-      </w:pPr>
-      <w:r>
-        <w:t xml:space="preserve">디나라: 전부요. 결절, 비대칭, 하나는 — 흰 반점. 전부 — 회색. 미용실에서. 환자 한 명이 상자를 보여 줬어요. 당신들 로고. 세진.</w:t>
-      </w:r>
-    </w:p>
-    <w:p>
-      <w:pPr>
-        <w:pStyle w:val="BodyText"/>
-      </w:pPr>
-      <w:r>
-        <w:t xml:space="preserve">최: 우리 거? 세진? 보여 주세요.</w:t>
-      </w:r>
-    </w:p>
-    <w:p>
-      <w:pPr>
-        <w:pStyle w:val="BodyText"/>
-      </w:pPr>
-      <w:r>
-        <w:t xml:space="preserve">디나라: 여기 사진이요. 상자. 주사기. 로트 번호 — 2207.</w:t>
-      </w:r>
-    </w:p>
-    <w:p>
-      <w:pPr>
-        <w:pStyle w:val="BodyText"/>
-      </w:pPr>
-      <w:r>
-        <w:t xml:space="preserve">알렉세이: 2207. 위조품이에요. 바로 그 배치. 류베르치. 일련번호는 — 코르닐로바의 11월 배송분에서 베낀 거고요.</w:t>
-      </w:r>
-    </w:p>
-    <w:p>
-      <w:pPr>
-        <w:pStyle w:val="BodyText"/>
-      </w:pPr>
-      <w:r>
-        <w:t xml:space="preserve">디나라: 위조품? 여기? 알마티에?</w:t>
-      </w:r>
-    </w:p>
-    <w:p>
-      <w:pPr>
-        <w:pStyle w:val="BodyText"/>
-      </w:pPr>
-      <w:r>
-        <w:t xml:space="preserve">알렉세이: 그럼 일부가 여기로 왔군요. 국경을 거꾸로 넘어서. 류베르치 창고가 닫히기 전에.</w:t>
-      </w:r>
-    </w:p>
-    <w:p>
-      <w:pPr>
-        <w:pStyle w:val="BodyText"/>
-      </w:pPr>
-      <w:r>
-        <w:t xml:space="preserve">최: 원주에 보고할게요. 오늘. 이건 러시아 문제가 아니에요. 카자흐스탄의 우리 브랜드예요. 내 책임이에요.</w:t>
-      </w:r>
-    </w:p>
-    <w:p>
-      <w:pPr>
-        <w:pStyle w:val="BodyText"/>
-      </w:pPr>
-      <w:r>
-        <w:t xml:space="preserve">디나라: 그럼 여긴 정품이 없는 거네요. 전혀?</w:t>
-      </w:r>
-    </w:p>
-    <w:p>
-      <w:pPr>
-        <w:pStyle w:val="BodyText"/>
-      </w:pPr>
-      <w:r>
-        <w:t xml:space="preserve">알렉세이: 전혀요. 등록이 안 돼 있어요. 합법적인 주사기는 한 개도 없어요.</w:t>
-      </w:r>
-    </w:p>
-    <w:p>
-      <w:pPr>
-        <w:pStyle w:val="BodyText"/>
-      </w:pPr>
-      <w:r>
-        <w:t xml:space="preserve">디나라: 그럼 난 당신들 브랜드의 위조품을 치료하고 있는 거네요. 그런데 진짜는 없고. 이건… 불공평해요.</w:t>
-      </w:r>
-    </w:p>
-    <w:p>
-      <w:pPr>
-        <w:pStyle w:val="BodyText"/>
-      </w:pPr>
-      <w:r>
-        <w:t xml:space="preserve">바딤: 더 빨리 할 방법이 있지 않을까요? 임시 수입? 클리닉용으로? 러시아를 거쳐서 — 연합이니까 관세도 없고.</w:t>
-      </w:r>
-    </w:p>
-    <w:p>
-      <w:pPr>
-        <w:pStyle w:val="BodyText"/>
-      </w:pPr>
-      <w:r>
-        <w:t xml:space="preserve">올가: 안 돼요. 관세는 없지만 — 등록은 있어요. 등록 없는 수입은 — 보이코예요. 우리 서류를 단 보이코.</w:t>
-      </w:r>
-    </w:p>
-    <w:p>
-      <w:pPr>
-        <w:pStyle w:val="BodyText"/>
-      </w:pPr>
-      <w:r>
-        <w:t xml:space="preserve">바딤: 샘플로도요? 교육용으로?</w:t>
-      </w:r>
-    </w:p>
-    <w:p>
-      <w:pPr>
-        <w:pStyle w:val="BodyText"/>
-      </w:pPr>
-      <w:r>
-        <w:t xml:space="preserve">올가: 교육용은 — 돼요. 샘플, 환자 없이. 모형으로. 합법이에요. 하지만 판매는 — 안 돼요.</w:t>
-      </w:r>
-    </w:p>
-    <w:p>
-      <w:pPr>
-        <w:pStyle w:val="BodyText"/>
-      </w:pPr>
-      <w:r>
-        <w:t xml:space="preserve">디나라: 그럼 가르쳐 주세요. 가르치기라도 해 주세요. 젤 없이. 뭐가 옳은지 알고 싶어요. 틀린 걸 보려고요.</w:t>
-      </w:r>
-    </w:p>
-    <w:p>
-      <w:pPr>
-        <w:pStyle w:val="BodyText"/>
-      </w:pPr>
-      <w:r>
-        <w:t xml:space="preserve">알렉세이: 우리 마스터들의 「위험을 보라」처럼요. 놓는 게 아니라 보는 걸 배우는 거.</w:t>
-      </w:r>
-    </w:p>
-    <w:p>
-      <w:pPr>
-        <w:pStyle w:val="BodyText"/>
-      </w:pPr>
-      <w:r>
-        <w:t xml:space="preserve">디나라: 난 마스터가 아니에요. 의사예요. 하지만 네. 보는 걸 배우는 거.</w:t>
-      </w:r>
-    </w:p>
-    <w:p>
-      <w:pPr>
-        <w:pStyle w:val="BodyText"/>
-      </w:pPr>
-      <w:r>
-        <w:t xml:space="preserve">코르닐로바: 코르닐로바예요. 아베노바 선생님, 모스크바로 오세요. 시험은 — 대기열에서, 다른 사람들처럼. 4월.</w:t>
-      </w:r>
-    </w:p>
-    <w:p>
-      <w:pPr>
-        <w:pStyle w:val="BodyText"/>
-      </w:pPr>
-      <w:r>
-        <w:t xml:space="preserve">디나라: 대기열에서? 다른 사람들처럼? 마음에 들어요. 여긴 다 「연줄로」 돼요. 대기열은 — 사치예요.</w:t>
-      </w:r>
-    </w:p>
-    <w:p>
-      <w:pPr>
-        <w:pStyle w:val="BodyText"/>
-      </w:pPr>
-      <w:r>
-        <w:t xml:space="preserve">코르닐로바: 대기열은 — 정직이에요. 우린 날짜가 있어요. 키릴이 만들었죠.</w:t>
-      </w:r>
-    </w:p>
-    <w:p>
-      <w:pPr>
-        <w:pStyle w:val="BodyText"/>
-      </w:pPr>
-      <w:r>
-        <w:t xml:space="preserve">디나라: 4월. 갈게요. 비행기표는 내가 낼게요.</w:t>
-      </w:r>
-    </w:p>
-    <w:p>
-      <w:pPr>
-        <w:pStyle w:val="BodyText"/>
-      </w:pPr>
-      <w:r>
-        <w:t xml:space="preserve">이리나: 표는 — 선생님 몫. 교육은 — 우리 몫. 모두에게 같은 규칙이에요. 카자흐스탄을 위한 게 아니라 — 모두에게.</w:t>
-      </w:r>
-    </w:p>
-    <w:p>
-      <w:pPr>
-        <w:pStyle w:val="BodyText"/>
-      </w:pPr>
-      <w:r>
-        <w:t xml:space="preserve">최: 원주에 하나 더 전할게요. 알마티의 위조품은 우리 브랜드가 이미 여기 있다는 뜻이에요 — 남의 손에. 그러니 우리 표식이 필요해요. 러시아처럼 주사기마다 코드. 한 나라만이 아니라 모든 나라에. 이건 내가 직접 이사회에 제안할게요.</w:t>
-      </w:r>
-    </w:p>
-    <w:p>
-      <w:pPr>
-        <w:pStyle w:val="BodyText"/>
-      </w:pPr>
-      <w:r>
-        <w:t xml:space="preserve">알렉세이: 그건 세진의 결정이에요. 우리 게 아니라. 하지만 옳아요.</w:t>
-      </w:r>
-    </w:p>
-    <w:p>
-      <w:pPr>
-        <w:pStyle w:val="BodyText"/>
-      </w:pPr>
-      <w:r>
-        <w:t xml:space="preserve">디나라: 이상한 분들이네요. 팔러 와서 — 아무것도 안 팔았어요. 대신 대기열이 있다는 걸 가르쳐 줬고.</w:t>
-      </w:r>
-    </w:p>
-    <w:p>
-      <w:pPr>
-        <w:pStyle w:val="BodyText"/>
-      </w:pPr>
-      <w:r>
-        <w:t xml:space="preserve">바딤: 팔러 온 게 아니었어요. 이제야 알았어요.</w:t>
-      </w:r>
-    </w:p>
-    <w:p>
-      <w:pPr>
-        <w:pStyle w:val="BodyText"/>
-      </w:pPr>
-      <w:r>
-        <w:t xml:space="preserve">디나라: 1년 뒤가 아니라 여기서 알아서 다행이에요. 1년 뒤에 안 사람들을 봤거든요.</w:t>
-      </w:r>
-    </w:p>
-    <w:p>
-      <w:pPr>
-        <w:pStyle w:val="BodyText"/>
-      </w:pPr>
-      <w:r>
-        <w:t xml:space="preserve">바딤: 1년 뒤면 — 비싸죠. 알아요. 그런 실수를 계산해 봤어요. 남들 것으로.</w:t>
+        <w:t xml:space="preserve">디나라: 디나라 아베노바, 경력 20년 피부과 의사예요. 앉으셔서 이걸 보세요. 일주일 치예요.</w:t>
+      </w:r>
+    </w:p>
+    <w:p>
+      <w:pPr>
+        <w:pStyle w:val="BodyText"/>
+      </w:pPr>
+      <w:r>
+        <w:t xml:space="preserve">알렉세이: 카드 다섯 장이네요. 전부 합병증이에요?</w:t>
+      </w:r>
+    </w:p>
+    <w:p>
+      <w:pPr>
+        <w:pStyle w:val="BodyText"/>
+      </w:pPr>
+      <w:r>
+        <w:t xml:space="preserve">디나라: 전부요. 멍울, 비대칭, 그리고 하얀 반점 하나. 다 미용실에서 맞은 회색 필러예요. 한 환자가 당신들 로고, 세진이 찍힌 상자를 보여 줬어요.</w:t>
+      </w:r>
+    </w:p>
+    <w:p>
+      <w:pPr>
+        <w:pStyle w:val="BodyText"/>
+      </w:pPr>
+      <w:r>
+        <w:t xml:space="preserve">최: 우리 로고요? 세진이요? 보여 주세요.</w:t>
+      </w:r>
+    </w:p>
+    <w:p>
+      <w:pPr>
+        <w:pStyle w:val="BodyText"/>
+      </w:pPr>
+      <w:r>
+        <w:t xml:space="preserve">디나라: 여기 상자와 주사기 사진이에요. 로트 번호는 2207이에요.</w:t>
+      </w:r>
+    </w:p>
+    <w:p>
+      <w:pPr>
+        <w:pStyle w:val="BodyText"/>
+      </w:pPr>
+      <w:r>
+        <w:t xml:space="preserve">알렉세이: 2207이면 가짜예요. 류베르치의 바로 그 배치로, 일련번호를 코르닐로바의 11월 배송분에서 베꼈죠.</w:t>
+      </w:r>
+    </w:p>
+    <w:p>
+      <w:pPr>
+        <w:pStyle w:val="BodyText"/>
+      </w:pPr>
+      <w:r>
+        <w:t xml:space="preserve">디나라: 가짜요? 여기, 알마티에요?</w:t>
+      </w:r>
+    </w:p>
+    <w:p>
+      <w:pPr>
+        <w:pStyle w:val="BodyText"/>
+      </w:pPr>
+      <w:r>
+        <w:t xml:space="preserve">알렉세이: 그럼 일부가 류베르치 창고가 문을 닫기 전에 국경을 넘어 여기로 다시 온 거예요.</w:t>
+      </w:r>
+    </w:p>
+    <w:p>
+      <w:pPr>
+        <w:pStyle w:val="BodyText"/>
+      </w:pPr>
+      <w:r>
+        <w:t xml:space="preserve">최: 오늘 바로 원주에 보고할게요. 이건 러시아가 아니라 카자흐스탄의 우리 브랜드고, 제가 책임져요.</w:t>
+      </w:r>
+    </w:p>
+    <w:p>
+      <w:pPr>
+        <w:pStyle w:val="BodyText"/>
+      </w:pPr>
+      <w:r>
+        <w:t xml:space="preserve">디나라: 그럼 여긴 진품이 하나도 없다는 거예요?</w:t>
+      </w:r>
+    </w:p>
+    <w:p>
+      <w:pPr>
+        <w:pStyle w:val="BodyText"/>
+      </w:pPr>
+      <w:r>
+        <w:t xml:space="preserve">알렉세이: 하나도 없어요. 등록이 안 됐으니 합법적인 주사기는 하나도 없어요.</w:t>
+      </w:r>
+    </w:p>
+    <w:p>
+      <w:pPr>
+        <w:pStyle w:val="BodyText"/>
+      </w:pPr>
+      <w:r>
+        <w:t xml:space="preserve">디나라: 그러니까 전 당신들 브랜드의 가짜를 치료하는데 진짜는 없는 거네요. 그건… 불공평해요.</w:t>
+      </w:r>
+    </w:p>
+    <w:p>
+      <w:pPr>
+        <w:pStyle w:val="BodyText"/>
+      </w:pPr>
+      <w:r>
+        <w:t xml:space="preserve">바딤: 더 빨리 할 방법은 없을까요? 예를 들어 클리닉용 임시 수입이요. 유라시아경제연합엔 세관이 없으니 러시아를 통해서요.</w:t>
+      </w:r>
+    </w:p>
+    <w:p>
+      <w:pPr>
+        <w:pStyle w:val="BodyText"/>
+      </w:pPr>
+      <w:r>
+        <w:t xml:space="preserve">올가: 안 돼요. 세관은 없지만 등록은 있어요. 등록 없는 수입은 보이코예요, 서류만 우리 것일 뿐이죠.</w:t>
+      </w:r>
+    </w:p>
+    <w:p>
+      <w:pPr>
+        <w:pStyle w:val="BodyText"/>
+      </w:pPr>
+      <w:r>
+        <w:t xml:space="preserve">바딤: 교육용 샘플로 들여와도요?</w:t>
+      </w:r>
+    </w:p>
+    <w:p>
+      <w:pPr>
+        <w:pStyle w:val="BodyText"/>
+      </w:pPr>
+      <w:r>
+        <w:t xml:space="preserve">올가: 교육용은 돼요. 환자 없이 팬텀으로 쓰는 샘플은 합법이에요. 하지만 판매는 안 돼요.</w:t>
+      </w:r>
+    </w:p>
+    <w:p>
+      <w:pPr>
+        <w:pStyle w:val="BodyText"/>
+      </w:pPr>
+      <w:r>
+        <w:t xml:space="preserve">디나라: 그럼 가르쳐 주세요, 젤 없이라도요. 틀린 걸 알아보려면 맞는 게 어떤 건지 알고 싶어요.</w:t>
+      </w:r>
+    </w:p>
+    <w:p>
+      <w:pPr>
+        <w:pStyle w:val="BodyText"/>
+      </w:pPr>
+      <w:r>
+        <w:t xml:space="preserve">알렉세이: 우리 「위험 알아보기」 강좌의 마스터들처럼요. 놓는 게 아니라 알아보는 걸 배우는 거죠.</w:t>
+      </w:r>
+    </w:p>
+    <w:p>
+      <w:pPr>
+        <w:pStyle w:val="BodyText"/>
+      </w:pPr>
+      <w:r>
+        <w:t xml:space="preserve">디나라: 전 마스터가 아니라 의사예요. 하지만 네, 알아보는 법을 배우고 싶어요.</w:t>
+      </w:r>
+    </w:p>
+    <w:p>
+      <w:pPr>
+        <w:pStyle w:val="BodyText"/>
+      </w:pPr>
+      <w:r>
+        <w:t xml:space="preserve">코르닐로바: 코르닐로바예요. 아베노바 선생님, 모스크바로 오세요. 시험은 모두처럼 대기열에 따라 4월이에요.</w:t>
+      </w:r>
+    </w:p>
+    <w:p>
+      <w:pPr>
+        <w:pStyle w:val="BodyText"/>
+      </w:pPr>
+      <w:r>
+        <w:t xml:space="preserve">디나라: 모두처럼 대기열이요? 마음에 드네요. 우리나라에선 다 「인맥」이라 대기열은 사치예요.</w:t>
+      </w:r>
+    </w:p>
+    <w:p>
+      <w:pPr>
+        <w:pStyle w:val="BodyText"/>
+      </w:pPr>
+      <w:r>
+        <w:t xml:space="preserve">코르닐로바: 대기열은 정직이에요. 그리고 날짜도 정해져 있어요. 키릴이 만들었어요.</w:t>
+      </w:r>
+    </w:p>
+    <w:p>
+      <w:pPr>
+        <w:pStyle w:val="BodyText"/>
+      </w:pPr>
+      <w:r>
+        <w:t xml:space="preserve">디나라: 그럼 4월이네요. 갈게요. 항공권은 제가 낼게요.</w:t>
+      </w:r>
+    </w:p>
+    <w:p>
+      <w:pPr>
+        <w:pStyle w:val="BodyText"/>
+      </w:pPr>
+      <w:r>
+        <w:t xml:space="preserve">이리나: 항공권은 선생님이, 교육은 우리가. 카자흐스탄만이 아니라 모두에게 적용되는 우리 규칙이에요.</w:t>
+      </w:r>
+    </w:p>
+    <w:p>
+      <w:pPr>
+        <w:pStyle w:val="BodyText"/>
+      </w:pPr>
+      <w:r>
+        <w:t xml:space="preserve">최: 원주에 하나 더 전할게요. 알마티의 가짜는 우리 브랜드가 이미 여기 있다는 뜻이에요, 남의 것으로요. 그래서 우리 표식이 필요해요. 러시아처럼 모든 주사기에 코드를, 한 나라가 아니라 모든 나라에요. 이사회에 제가 직접 제안할게요.</w:t>
+      </w:r>
+    </w:p>
+    <w:p>
+      <w:pPr>
+        <w:pStyle w:val="BodyText"/>
+      </w:pPr>
+      <w:r>
+        <w:t xml:space="preserve">알렉세이: 그건 이제 우리가 아니라 세진의 결정이지만, 옳은 결정이에요.</w:t>
+      </w:r>
+    </w:p>
+    <w:p>
+      <w:pPr>
+        <w:pStyle w:val="BodyText"/>
+      </w:pPr>
+      <w:r>
+        <w:t xml:space="preserve">디나라: 이상한 분들이네요. 팔러 와서 아무것도 안 팔고, 대신 대기열이 있다는 걸 가르쳐 주시네요.</w:t>
+      </w:r>
+    </w:p>
+    <w:p>
+      <w:pPr>
+        <w:pStyle w:val="BodyText"/>
+      </w:pPr>
+      <w:r>
+        <w:t xml:space="preserve">바딤: 우린 팔러 온 게 아니었어요. 솔직히 지금에서야 깨달았어요.</w:t>
+      </w:r>
+    </w:p>
+    <w:p>
+      <w:pPr>
+        <w:pStyle w:val="BodyText"/>
+      </w:pPr>
+      <w:r>
+        <w:t xml:space="preserve">디나라: 1년 뒤가 아니라 여기서 깨달으셔서 다행이에요. 1년 뒤에 깨달은 사람들을 봤거든요.</w:t>
+      </w:r>
+    </w:p>
+    <w:p>
+      <w:pPr>
+        <w:pStyle w:val="BodyText"/>
+      </w:pPr>
+      <w:r>
+        <w:t xml:space="preserve">바딤: 1년 뒤면 비싸죠. 알아요, 그런 실수를 계산해 봤으니까요. 다만 남을 위해서요.</w:t>
       </w:r>
     </w:p>
     <w:bookmarkEnd w:id="35"/>
@@ -4977,199 +4977,199 @@
         <w:pStyle w:val="FirstParagraph"/>
       </w:pPr>
       <w:r>
-        <w:t xml:space="preserve">최: 여기예요. 콕토베. 도시 전체. 불빛 백만 개. 여기서 3년 동안 뭐든 빨리 할 수 있다고 생각했어요.</w:t>
-      </w:r>
-    </w:p>
-    <w:p>
-      <w:pPr>
-        <w:pStyle w:val="BodyText"/>
-      </w:pPr>
-      <w:r>
-        <w:t xml:space="preserve">바딤: 그래서요? 할 수 있었어요?</w:t>
-      </w:r>
-    </w:p>
-    <w:p>
-      <w:pPr>
-        <w:pStyle w:val="BodyText"/>
-      </w:pPr>
-      <w:r>
-        <w:t xml:space="preserve">최: 할 수 있었죠. 그리고 3년 동안 고쳤어요. 삼성에서 라인 하나를 반년 만에 출시했어요 — 사무소 역사상 제일 빨리. 1년 뒤 접었어요. 고객 절반이 불만을 남기고 떠났어요. 원주에선 이 얘기 안 해요. 절대.</w:t>
-      </w:r>
-    </w:p>
-    <w:p>
-      <w:pPr>
-        <w:pStyle w:val="BodyText"/>
-      </w:pPr>
-      <w:r>
-        <w:t xml:space="preserve">알렉세이: 오늘은 — 하셨네요.</w:t>
-      </w:r>
-    </w:p>
-    <w:p>
-      <w:pPr>
-        <w:pStyle w:val="BodyText"/>
-      </w:pPr>
-      <w:r>
-        <w:t xml:space="preserve">최: 여기선 돼요. 높으니까. 아무도 안 적어요.</w:t>
-      </w:r>
-    </w:p>
-    <w:p>
-      <w:pPr>
-        <w:pStyle w:val="BodyText"/>
-      </w:pPr>
-      <w:r>
-        <w:t xml:space="preserve">키릴: 저 적고 있어요. 죄송해요. 모스크바의 저예요. 직접 말씀하셨잖아요: 「우린 다 녹음한다」.</w:t>
-      </w:r>
-    </w:p>
-    <w:p>
-      <w:pPr>
-        <w:pStyle w:val="BodyText"/>
-      </w:pPr>
-      <w:r>
-        <w:t xml:space="preserve">최: 키릴. 그럼 제대로 적어: 「최는 틀렸다」. 날짜와 함께.</w:t>
-      </w:r>
-    </w:p>
-    <w:p>
-      <w:pPr>
-        <w:pStyle w:val="BodyText"/>
-      </w:pPr>
-      <w:r>
-        <w:t xml:space="preserve">이리나: 이리나예요. 같이 있어요. 불빛 보시는 동안 숫자요. 등록 — 14개월, ₽1,200만. 시험 — 코르닐로바는 60명으로 제한. 카자흐스탄 의사는 — 공통 대기열로. 파트너 — 아이게림, 일지 있음. 위조품 — 이미 여기, 로트 2207.</w:t>
-      </w:r>
-    </w:p>
-    <w:p>
-      <w:pPr>
-        <w:pStyle w:val="BodyText"/>
-      </w:pPr>
-      <w:r>
-        <w:t xml:space="preserve">바딤: 그러니까 — 지금은 아니라는 거죠.</w:t>
-      </w:r>
-    </w:p>
-    <w:p>
-      <w:pPr>
-        <w:pStyle w:val="BodyText"/>
-      </w:pPr>
-      <w:r>
-        <w:t xml:space="preserve">이리나: 그리고 숫자 하나 더. 불쾌한 거. 오늘 루블이 2퍼센트 떨어졌어요. 일주일에 — 6퍼센트. 은행들은 「변동성」이라고 해요.</w:t>
-      </w:r>
-    </w:p>
-    <w:p>
-      <w:pPr>
-        <w:pStyle w:val="BodyText"/>
-      </w:pPr>
-      <w:r>
-        <w:t xml:space="preserve">알렉세이: 일주일에 6? 많은 거예요?</w:t>
-      </w:r>
-    </w:p>
-    <w:p>
-      <w:pPr>
-        <w:pStyle w:val="BodyText"/>
-      </w:pPr>
-      <w:r>
-        <w:t xml:space="preserve">이리나: 아직은 적어요. 그런데 우린 세진에 달러로 내요. 그리고 루블로 팔고요. 루블이 20퍼센트 떨어지면 — 모스크바의 우리 가격은 가격이 아니게 돼요. 여기엔 텡게까지. 통화 셋. 그네 셋.</w:t>
-      </w:r>
-    </w:p>
-    <w:p>
-      <w:pPr>
-        <w:pStyle w:val="BodyText"/>
-      </w:pPr>
-      <w:r>
-        <w:t xml:space="preserve">바딤: 투자은행에선 그걸 「환율 리스크」라고 했죠. 남의 것은 계산했어요. 우리 것은 — 한 번도.</w:t>
-      </w:r>
-    </w:p>
-    <w:p>
-      <w:pPr>
-        <w:pStyle w:val="BodyText"/>
-      </w:pPr>
-      <w:r>
-        <w:t xml:space="preserve">최: 한국에선 이렇게 말해요: 땅이 흔들릴 땐 새집을 짓지 마라. 옛집을 보강해라.</w:t>
-      </w:r>
-    </w:p>
-    <w:p>
-      <w:pPr>
-        <w:pStyle w:val="BodyText"/>
-      </w:pPr>
-      <w:r>
-        <w:t xml:space="preserve">바딤: 뭘 보강하는데요? 구체적으로?</w:t>
-      </w:r>
-    </w:p>
-    <w:p>
-      <w:pPr>
-        <w:pStyle w:val="BodyText"/>
-      </w:pPr>
-      <w:r>
-        <w:t xml:space="preserve">이리나: 현금. 재고. 가격. 모스크바에서 말씀드릴게요. 순서대로.</w:t>
-      </w:r>
-    </w:p>
-    <w:p>
-      <w:pPr>
-        <w:pStyle w:val="BodyText"/>
-      </w:pPr>
-      <w:r>
-        <w:t xml:space="preserve">알렉세이: 그럼 결정. 카자흐스탄 — 아직은 아니다. 「아니다」가 아니라. 「아직은 아니다」. 등록은 시작해요, 천천히 제대로. 아이게림 — 기다려 준다면 미래의 파트너. 디나라 — 시험 대기열로. 위조품 — 세진 보고서에. 올해 우리가 할 건 이게 전부예요.</w:t>
-      </w:r>
-    </w:p>
-    <w:p>
-      <w:pPr>
-        <w:pStyle w:val="BodyText"/>
-      </w:pPr>
-      <w:r>
-        <w:t xml:space="preserve">바딤: 「아직은 아니다」. 말하기 어렵네요. 12년 동안 「예」 아니면 「아니요」만 했어요. 「아직」은 — 은행 단어가 아니에요.</w:t>
-      </w:r>
-    </w:p>
-    <w:p>
-      <w:pPr>
-        <w:pStyle w:val="BodyText"/>
-      </w:pPr>
-      <w:r>
-        <w:t xml:space="preserve">알렉세이: 보리스 이고레비치의 단어예요. 그리고 우리 할머니 단어. 「식을 때까지 기다려라」. 파이 얘기예요.</w:t>
-      </w:r>
-    </w:p>
-    <w:p>
-      <w:pPr>
-        <w:pStyle w:val="BodyText"/>
-      </w:pPr>
-      <w:r>
-        <w:t xml:space="preserve">바딤: 좋아요. 아직은 아니다. 이사회 보고서에 내가 직접 쓸게요. 내 손으로.</w:t>
-      </w:r>
-    </w:p>
-    <w:p>
-      <w:pPr>
-        <w:pStyle w:val="BodyText"/>
-      </w:pPr>
-      <w:r>
-        <w:t xml:space="preserve">최: 그리고 난 원주에 쓸게요: 「카자흐스탄 — 아직은 아님. 위조품 — 이미 있음」. 대표님은 이해하실 거예요.</w:t>
-      </w:r>
-    </w:p>
-    <w:p>
-      <w:pPr>
-        <w:pStyle w:val="BodyText"/>
-      </w:pPr>
-      <w:r>
-        <w:t xml:space="preserve">이리나: 그리고 내 보고서 세 번째 줄. 「루블」. 시나리오 계산을 시작할게요. 오늘 밤에.</w:t>
-      </w:r>
-    </w:p>
-    <w:p>
-      <w:pPr>
-        <w:pStyle w:val="BodyText"/>
-      </w:pPr>
-      <w:r>
-        <w:t xml:space="preserve">알렉세이: 이리나. 「자신에게도」. 밤 말고. 내일 아침에.</w:t>
-      </w:r>
-    </w:p>
-    <w:p>
-      <w:pPr>
-        <w:pStyle w:val="BodyText"/>
-      </w:pPr>
-      <w:r>
-        <w:t xml:space="preserve">이리나: 좋아요. 내일 아침. 6시에.</w:t>
-      </w:r>
-    </w:p>
-    <w:p>
-      <w:pPr>
-        <w:pStyle w:val="BodyText"/>
-      </w:pPr>
-      <w:r>
-        <w:t xml:space="preserve">최: 모스크바 6시면 — 여기 8시예요. 누구 한 명은 잘 자겠네요.</w:t>
+        <w:t xml:space="preserve">최: 여기가 콕토베, 도시 전체예요. 불빛이 백만 개죠. 3년 동안 여기서 뭐든 빨리 할 수 있다고 생각했어요.</w:t>
+      </w:r>
+    </w:p>
+    <w:p>
+      <w:pPr>
+        <w:pStyle w:val="BodyText"/>
+      </w:pPr>
+      <w:r>
+        <w:t xml:space="preserve">바딤: 그래서요, 정말 할 수 있었어요?</w:t>
+      </w:r>
+    </w:p>
+    <w:p>
+      <w:pPr>
+        <w:pStyle w:val="BodyText"/>
+      </w:pPr>
+      <w:r>
+        <w:t xml:space="preserve">최: 할 수 있었죠. 하지만 그다음 3년을 고쳐야 했어요. 삼성에서 라인 하나를 반년 만에, 사무소 역사상 가장 빨리 출시했는데, 1년 뒤에 닫았고 고객 절반이 불만을 안고 떠났어요. 원주에선 이 얘길 한 번도 안 해요.</w:t>
+      </w:r>
+    </w:p>
+    <w:p>
+      <w:pPr>
+        <w:pStyle w:val="BodyText"/>
+      </w:pPr>
+      <w:r>
+        <w:t xml:space="preserve">알렉세이: 그런데 오늘은 하셨네요.</w:t>
+      </w:r>
+    </w:p>
+    <w:p>
+      <w:pPr>
+        <w:pStyle w:val="BodyText"/>
+      </w:pPr>
+      <w:r>
+        <w:t xml:space="preserve">최: 여긴 해도 돼요. 높고, 아무도 적지 않으니까요.</w:t>
+      </w:r>
+    </w:p>
+    <w:p>
+      <w:pPr>
+        <w:pStyle w:val="BodyText"/>
+      </w:pPr>
+      <w:r>
+        <w:t xml:space="preserve">키릴: 제가 적고 있어요, 죄송해요, 모스크바의 저예요. 우린 다 적는다고 직접 말씀하셨잖아요.</w:t>
+      </w:r>
+    </w:p>
+    <w:p>
+      <w:pPr>
+        <w:pStyle w:val="BodyText"/>
+      </w:pPr>
+      <w:r>
+        <w:t xml:space="preserve">최: 키릴, 그럼 제대로 적어요. 「최가 틀렸다」, 날짜와 함께요.</w:t>
+      </w:r>
+    </w:p>
+    <w:p>
+      <w:pPr>
+        <w:pStyle w:val="BodyText"/>
+      </w:pPr>
+      <w:r>
+        <w:t xml:space="preserve">이리나: 이리나예요, 같이 있어요. 불빛 보시는 동안 숫자 드릴게요. 등록은 14개월에 1,200만 루블. 코르닐로바의 시험은 60건으로 제한돼 있으니 카자흐스탄 의사들은 공동 대기열로 가요. 파트너는 일지를 가진 아이게림. 그리고 가짜는 이미 여기, 로트 2207이에요.</w:t>
+      </w:r>
+    </w:p>
+    <w:p>
+      <w:pPr>
+        <w:pStyle w:val="BodyText"/>
+      </w:pPr>
+      <w:r>
+        <w:t xml:space="preserve">바딤: 그건 지금은 아니라는 뜻이죠, 제가 맞게 이해했나요?</w:t>
+      </w:r>
+    </w:p>
+    <w:p>
+      <w:pPr>
+        <w:pStyle w:val="BodyText"/>
+      </w:pPr>
+      <w:r>
+        <w:t xml:space="preserve">이리나: 그리고 불편한 숫자가 하나 더 있어요. 오늘 루블이 2퍼센트, 일주일 동안 6퍼센트 떨어졌어요. 은행들은 「변동성」이라고 해요.</w:t>
+      </w:r>
+    </w:p>
+    <w:p>
+      <w:pPr>
+        <w:pStyle w:val="BodyText"/>
+      </w:pPr>
+      <w:r>
+        <w:t xml:space="preserve">알렉세이: 일주일에 6퍼센트요? 많은 거예요?</w:t>
+      </w:r>
+    </w:p>
+    <w:p>
+      <w:pPr>
+        <w:pStyle w:val="BodyText"/>
+      </w:pPr>
+      <w:r>
+        <w:t xml:space="preserve">이리나: 아직은 적어요. 하지만 세진엔 달러로 내고, 판매는 루블로 해요. 루블이 20퍼센트 떨어지면 모스크바 가격은 더 이상 가격이 아니게 돼요. 거기에 텡게까지 있으니 통화 셋, 그네도 셋이에요.</w:t>
+      </w:r>
+    </w:p>
+    <w:p>
+      <w:pPr>
+        <w:pStyle w:val="BodyText"/>
+      </w:pPr>
+      <w:r>
+        <w:t xml:space="preserve">바딤: 투자은행에선 그걸 「환율 리스크」라고 했어요. 남을 위해선 계산해 봤지만, 우리 회사를 위해선 한 번도 안 했어요.</w:t>
+      </w:r>
+    </w:p>
+    <w:p>
+      <w:pPr>
+        <w:pStyle w:val="BodyText"/>
+      </w:pPr>
+      <w:r>
+        <w:t xml:space="preserve">최: 한국에선 땅이 흔들릴 땐 새집을 짓지 말고 헌 집을 튼튼히 하라고 해요.</w:t>
+      </w:r>
+    </w:p>
+    <w:p>
+      <w:pPr>
+        <w:pStyle w:val="BodyText"/>
+      </w:pPr>
+      <w:r>
+        <w:t xml:space="preserve">바딤: 그럼 구체적으로 뭘 튼튼히 하죠?</w:t>
+      </w:r>
+    </w:p>
+    <w:p>
+      <w:pPr>
+        <w:pStyle w:val="BodyText"/>
+      </w:pPr>
+      <w:r>
+        <w:t xml:space="preserve">이리나: 현금, 재고, 가격이요. 모스크바에 돌아가서 순서대로 말씀드릴게요.</w:t>
+      </w:r>
+    </w:p>
+    <w:p>
+      <w:pPr>
+        <w:pStyle w:val="BodyText"/>
+      </w:pPr>
+      <w:r>
+        <w:t xml:space="preserve">알렉세이: 그럼 결정이에요. 카자흐스탄은 아직은 아니다. 「아니다」가 아니라 「아직은 아니다」예요. 등록은 천천히, 제대로 시작해요. 아이게림은 기다려 준다면 미래의 파트너예요. 디나라는 시험 대기열에, 가짜는 세진 보고서에 들어가요. 올해 여기서 우리가 할 일은 이게 전부예요.</w:t>
+      </w:r>
+    </w:p>
+    <w:p>
+      <w:pPr>
+        <w:pStyle w:val="BodyText"/>
+      </w:pPr>
+      <w:r>
+        <w:t xml:space="preserve">바딤: 「아직은 아니다」… 말하기 어렵네요. 12년 동안 「예」 아니면 「아니요」만 했거든요. 「아직」은 은행 용어가 아니에요.</w:t>
+      </w:r>
+    </w:p>
+    <w:p>
+      <w:pPr>
+        <w:pStyle w:val="BodyText"/>
+      </w:pPr>
+      <w:r>
+        <w:t xml:space="preserve">알렉세이: 보리스 이고레비치와 우리 할머니의 말이에요. 할머니가 파이 얘기하면서 「식을 때까지 기다려라」라고 하셨죠.</w:t>
+      </w:r>
+    </w:p>
+    <w:p>
+      <w:pPr>
+        <w:pStyle w:val="BodyText"/>
+      </w:pPr>
+      <w:r>
+        <w:t xml:space="preserve">바딤: 좋아요, 아직은 아니다. 이사회 보고서에 제가 직접, 제 손으로 쓸게요.</w:t>
+      </w:r>
+    </w:p>
+    <w:p>
+      <w:pPr>
+        <w:pStyle w:val="BodyText"/>
+      </w:pPr>
+      <w:r>
+        <w:t xml:space="preserve">최: 저는 원주에 쓸게요. 「카자흐스탄은 아직 아니다. 가짜는 이미 있다」. 회장님은 이해하실 거예요.</w:t>
+      </w:r>
+    </w:p>
+    <w:p>
+      <w:pPr>
+        <w:pStyle w:val="BodyText"/>
+      </w:pPr>
+      <w:r>
+        <w:t xml:space="preserve">이리나: 그리고 제 보고서엔 세 번째 줄, 「루블」이 들어가요. 오늘 밤부터 시나리오 계산을 시작할게요.</w:t>
+      </w:r>
+    </w:p>
+    <w:p>
+      <w:pPr>
+        <w:pStyle w:val="BodyText"/>
+      </w:pPr>
+      <w:r>
+        <w:t xml:space="preserve">알렉세이: 이리나, 「자신에게도」요. 밤 말고 내일 아침에 해요, 부탁이에요.</w:t>
+      </w:r>
+    </w:p>
+    <w:p>
+      <w:pPr>
+        <w:pStyle w:val="BodyText"/>
+      </w:pPr>
+      <w:r>
+        <w:t xml:space="preserve">이리나: 알았어요, 내일 아침, 늘 그렇듯 6시에요.</w:t>
+      </w:r>
+    </w:p>
+    <w:p>
+      <w:pPr>
+        <w:pStyle w:val="BodyText"/>
+      </w:pPr>
+      <w:r>
+        <w:t xml:space="preserve">최: 모스크바 6시면 여긴 8시니까, 누군가는 푹 자겠네요.</w:t>
       </w:r>
     </w:p>
     <w:bookmarkEnd w:id="36"/>
@@ -5187,119 +5187,119 @@
         <w:pStyle w:val="FirstParagraph"/>
       </w:pPr>
       <w:r>
-        <w:t xml:space="preserve">아이게림: 그래서요? 정하셨어요?</w:t>
-      </w:r>
-    </w:p>
-    <w:p>
-      <w:pPr>
-        <w:pStyle w:val="BodyText"/>
-      </w:pPr>
-      <w:r>
-        <w:t xml:space="preserve">알렉세이: 정했어요. 아직은 아니에요. 등록 — 14개월. 시작할게요. 그리고 당신은 — 동의하신다면 — 우리를 기다려 주세요. 일지와 함께.</w:t>
-      </w:r>
-    </w:p>
-    <w:p>
-      <w:pPr>
-        <w:pStyle w:val="BodyText"/>
-      </w:pPr>
-      <w:r>
-        <w:t xml:space="preserve">아이게림: 「아직은 아니다」. 그거 좋은 말이에요. 스무 명이 나한테 「예」라고 했어요. 1년 뒤 사라졌죠. 「아직」이라고 한 건 당신이 처음이에요.</w:t>
-      </w:r>
-    </w:p>
-    <w:p>
-      <w:pPr>
-        <w:pStyle w:val="BodyText"/>
-      </w:pPr>
-      <w:r>
-        <w:t xml:space="preserve">바딤: 내 공이 아니에요. 난 「예」라고 하고 싶었어요. 말렸어요. 의장님이. 그리고 위조품이.</w:t>
-      </w:r>
-    </w:p>
-    <w:p>
-      <w:pPr>
-        <w:pStyle w:val="BodyText"/>
-      </w:pPr>
-      <w:r>
-        <w:t xml:space="preserve">아이게림: 그럼 좋은 의장님이 계시네요. 그리고 정직한 위조품도. 진실을 보여 줬으니까요.</w:t>
-      </w:r>
-    </w:p>
-    <w:p>
-      <w:pPr>
-        <w:pStyle w:val="BodyText"/>
-      </w:pPr>
-      <w:r>
-        <w:t xml:space="preserve">최: 아이게림, 전화할게. 매달. 주머니에 계약서 없이.</w:t>
-      </w:r>
-    </w:p>
-    <w:p>
-      <w:pPr>
-        <w:pStyle w:val="BodyText"/>
-      </w:pPr>
-      <w:r>
-        <w:t xml:space="preserve">아이게림: 준호 아가, 예전에도 전화하셨어요. 계약서를 들고서요.</w:t>
-      </w:r>
-    </w:p>
-    <w:p>
-      <w:pPr>
-        <w:pStyle w:val="BodyText"/>
-      </w:pPr>
-      <w:r>
-        <w:t xml:space="preserve">디나라: 말하러 왔어요: 표 샀어요. 4월. 모스크바. 그리고. 어제저녁 위조품 맞은 환자 다섯 명에게 전화했어요. 한 명씩. 말했어요: 「진짜가 올 거예요. 금방은 아니에요. 하지만 와요」. 한 명이 울었어요. 그러더군요: 「처음으로 빨리 해 준다는 약속을 안 듣네요」.</w:t>
-      </w:r>
-    </w:p>
-    <w:p>
-      <w:pPr>
-        <w:pStyle w:val="BodyText"/>
-      </w:pPr>
-      <w:r>
-        <w:t xml:space="preserve">알렉세이: 「금방은 아니다. 하지만 온다」. 그게 맞아요.</w:t>
-      </w:r>
-    </w:p>
-    <w:p>
-      <w:pPr>
-        <w:pStyle w:val="BodyText"/>
-      </w:pPr>
-      <w:r>
-        <w:t xml:space="preserve">디나라: 카자흐어로는 이래요. 「아스크파」. 서두르지 마라.</w:t>
-      </w:r>
-    </w:p>
-    <w:p>
-      <w:pPr>
-        <w:pStyle w:val="BodyText"/>
-      </w:pPr>
-      <w:r>
-        <w:t xml:space="preserve">최: 아스크파. 3년 동안 들은 말이에요. 이제야 알았네요.</w:t>
-      </w:r>
-    </w:p>
-    <w:p>
-      <w:pPr>
-        <w:pStyle w:val="BodyText"/>
-      </w:pPr>
-      <w:r>
-        <w:t xml:space="preserve">이리나: 알렉세이. 약속대로 6시부터 계산했어요. 나쁜 소식이에요. 루블 — 일주일에 −9. 중앙은행이 금요일에 모여요. 돌아오세요.</w:t>
-      </w:r>
-    </w:p>
-    <w:p>
-      <w:pPr>
-        <w:pStyle w:val="BodyText"/>
-      </w:pPr>
-      <w:r>
-        <w:t xml:space="preserve">알렉세이: 9. 돌아갈게요. 오늘.</w:t>
-      </w:r>
-    </w:p>
-    <w:p>
-      <w:pPr>
-        <w:pStyle w:val="BodyText"/>
-      </w:pPr>
-      <w:r>
-        <w:t xml:space="preserve">바딤: 카자흐스탄은 — 아직 아니고. 루블은 — 이미고. 그렇죠?</w:t>
-      </w:r>
-    </w:p>
-    <w:p>
-      <w:pPr>
-        <w:pStyle w:val="BodyText"/>
-      </w:pPr>
-      <w:r>
-        <w:t xml:space="preserve">알렉세이: 그래요. 땅이 흔들려요. 옛집을 보강합시다.</w:t>
+        <w:t xml:space="preserve">아이게림: 그래서요, 어떻게 하기로 결정하셨어요?</w:t>
+      </w:r>
+    </w:p>
+    <w:p>
+      <w:pPr>
+        <w:pStyle w:val="BodyText"/>
+      </w:pPr>
+      <w:r>
+        <w:t xml:space="preserve">알렉세이: 결정했어요. 아직은 아니에요. 등록이 14개월 걸리고, 그걸 시작해요. 그리고 동의하신다면, 일지와 함께 우리를 기다려 주세요.</w:t>
+      </w:r>
+    </w:p>
+    <w:p>
+      <w:pPr>
+        <w:pStyle w:val="BodyText"/>
+      </w:pPr>
+      <w:r>
+        <w:t xml:space="preserve">아이게림: 「아직은 아니다」… 있잖아요, 좋은 말이에요. 스무 명이 저한테 「예」라고 하고 1년 뒤에 사라졌어요. 「아직」이라고 한 건 당신이 처음이에요.</w:t>
+      </w:r>
+    </w:p>
+    <w:p>
+      <w:pPr>
+        <w:pStyle w:val="BodyText"/>
+      </w:pPr>
+      <w:r>
+        <w:t xml:space="preserve">바딤: 제 공은 아니에요. 전 「예」라고 하고 싶었는데, 의장님과 가짜들이 말렸어요.</w:t>
+      </w:r>
+    </w:p>
+    <w:p>
+      <w:pPr>
+        <w:pStyle w:val="BodyText"/>
+      </w:pPr>
+      <w:r>
+        <w:t xml:space="preserve">아이게림: 그럼 좋은 의장님과 정직한 가짜를 두셨네요. 진실을 보여 줬으니까요.</w:t>
+      </w:r>
+    </w:p>
+    <w:p>
+      <w:pPr>
+        <w:pStyle w:val="BodyText"/>
+      </w:pPr>
+      <w:r>
+        <w:t xml:space="preserve">최: 아이게림, 매달 전화할게요. 주머니에 계약서 없이요.</w:t>
+      </w:r>
+    </w:p>
+    <w:p>
+      <w:pPr>
+        <w:pStyle w:val="BodyText"/>
+      </w:pPr>
+      <w:r>
+        <w:t xml:space="preserve">아이게림: 준호 아가, 예전에도 전화하셨잖아요. 다만 늘 계약서와 함께였죠.</w:t>
+      </w:r>
+    </w:p>
+    <w:p>
+      <w:pPr>
+        <w:pStyle w:val="BodyText"/>
+      </w:pPr>
+      <w:r>
+        <w:t xml:space="preserve">디나라: 4월 모스크바행 항공권을 샀다고 말하러 왔어요. 그리고 어젯밤 가짜를 맞은 환자 다섯 명에게 한 명씩 전화해서 「진짜가 올 거예요. 금방은 아니지만 올 거예요」라고 했어요. 한 명이 울면서 「처음으로 빨리 해 준다는 약속을 안 듣네요」라고 했어요.</w:t>
+      </w:r>
+    </w:p>
+    <w:p>
+      <w:pPr>
+        <w:pStyle w:val="BodyText"/>
+      </w:pPr>
+      <w:r>
+        <w:t xml:space="preserve">알렉세이: 「금방은 아니지만 온다」. 옳은 말이에요, 디나라.</w:t>
+      </w:r>
+    </w:p>
+    <w:p>
+      <w:pPr>
+        <w:pStyle w:val="BodyText"/>
+      </w:pPr>
+      <w:r>
+        <w:t xml:space="preserve">디나라: 카자흐어로는 「아스크파」, 그러니까 「서두르지 마라」예요.</w:t>
+      </w:r>
+    </w:p>
+    <w:p>
+      <w:pPr>
+        <w:pStyle w:val="BodyText"/>
+      </w:pPr>
+      <w:r>
+        <w:t xml:space="preserve">최: 아스크파. 3년 동안 들었던 말인데, 이제야 이해했어요.</w:t>
+      </w:r>
+    </w:p>
+    <w:p>
+      <w:pPr>
+        <w:pStyle w:val="BodyText"/>
+      </w:pPr>
+      <w:r>
+        <w:t xml:space="preserve">이리나: 알렉세이, 약속대로 6시부터 계산했는데 나쁜 소식이에요. 루블이 일주일에 9퍼센트 떨어졌고, 중앙은행이 금요일에 회의를 해요. 돌아오세요.</w:t>
+      </w:r>
+    </w:p>
+    <w:p>
+      <w:pPr>
+        <w:pStyle w:val="BodyText"/>
+      </w:pPr>
+      <w:r>
+        <w:t xml:space="preserve">알렉세이: 9퍼센트라. 그럼 오늘 바로 돌아가요.</w:t>
+      </w:r>
+    </w:p>
+    <w:p>
+      <w:pPr>
+        <w:pStyle w:val="BodyText"/>
+      </w:pPr>
+      <w:r>
+        <w:t xml:space="preserve">바딤: 카자흐스탄은 아직 아니고, 루블은 이미 왔다. 그런 거죠?</w:t>
+      </w:r>
+    </w:p>
+    <w:p>
+      <w:pPr>
+        <w:pStyle w:val="BodyText"/>
+      </w:pPr>
+      <w:r>
+        <w:t xml:space="preserve">알렉세이: 그래요. 땅이 흔들리니까, 헌 집을 튼튼히 하는 거예요.</w:t>
       </w:r>
     </w:p>
     <w:bookmarkEnd w:id="37"/>
